--- a/fuentes/CF01_63110191_DU.docx
+++ b/fuentes/CF01_63110191_DU.docx
@@ -574,7 +574,7 @@
           <w:r>
             <w:fldChar w:fldCharType="separate"/>
           </w:r>
-          <w:hyperlink w:anchor="_Toc208247282" w:history="1">
+          <w:hyperlink w:anchor="_Toc209630260" w:history="1">
             <w:r>
               <w:rPr>
                 <w:rStyle w:val="Hipervnculo"/>
@@ -601,7 +601,7 @@
                 <w:noProof/>
                 <w:webHidden/>
               </w:rPr>
-              <w:instrText xml:space="preserve"> PAGEREF _Toc208247282 \h </w:instrText>
+              <w:instrText xml:space="preserve"> PAGEREF _Toc209630260 \h </w:instrText>
             </w:r>
             <w:r>
               <w:rPr>
@@ -648,7 +648,7 @@
               <w14:ligatures w14:val="none"/>
             </w:rPr>
           </w:pPr>
-          <w:hyperlink w:anchor="_Toc208247283" w:history="1">
+          <w:hyperlink w:anchor="_Toc209630261" w:history="1">
             <w:r>
               <w:rPr>
                 <w:rStyle w:val="Hipervnculo"/>
@@ -697,7 +697,7 @@
                 <w:noProof/>
                 <w:webHidden/>
               </w:rPr>
-              <w:instrText xml:space="preserve"> PAGEREF _Toc208247283 \h </w:instrText>
+              <w:instrText xml:space="preserve"> PAGEREF _Toc209630261 \h </w:instrText>
             </w:r>
             <w:r>
               <w:rPr>
@@ -740,7 +740,7 @@
               <w14:ligatures w14:val="none"/>
             </w:rPr>
           </w:pPr>
-          <w:hyperlink w:anchor="_Toc208247284" w:history="1">
+          <w:hyperlink w:anchor="_Toc209630262" w:history="1">
             <w:r>
               <w:rPr>
                 <w:rStyle w:val="Hipervnculo"/>
@@ -785,7 +785,7 @@
                 <w:noProof/>
                 <w:webHidden/>
               </w:rPr>
-              <w:instrText xml:space="preserve"> PAGEREF _Toc208247284 \h </w:instrText>
+              <w:instrText xml:space="preserve"> PAGEREF _Toc209630262 \h </w:instrText>
             </w:r>
             <w:r>
               <w:rPr>
@@ -828,7 +828,7 @@
               <w14:ligatures w14:val="none"/>
             </w:rPr>
           </w:pPr>
-          <w:hyperlink w:anchor="_Toc208247285" w:history="1">
+          <w:hyperlink w:anchor="_Toc209630263" w:history="1">
             <w:r>
               <w:rPr>
                 <w:rStyle w:val="Hipervnculo"/>
@@ -873,7 +873,7 @@
                 <w:noProof/>
                 <w:webHidden/>
               </w:rPr>
-              <w:instrText xml:space="preserve"> PAGEREF _Toc208247285 \h </w:instrText>
+              <w:instrText xml:space="preserve"> PAGEREF _Toc209630263 \h </w:instrText>
             </w:r>
             <w:r>
               <w:rPr>
@@ -916,7 +916,7 @@
               <w14:ligatures w14:val="none"/>
             </w:rPr>
           </w:pPr>
-          <w:hyperlink w:anchor="_Toc208247286" w:history="1">
+          <w:hyperlink w:anchor="_Toc209630264" w:history="1">
             <w:r>
               <w:rPr>
                 <w:rStyle w:val="Hipervnculo"/>
@@ -961,7 +961,7 @@
                 <w:noProof/>
                 <w:webHidden/>
               </w:rPr>
-              <w:instrText xml:space="preserve"> PAGEREF _Toc208247286 \h </w:instrText>
+              <w:instrText xml:space="preserve"> PAGEREF _Toc209630264 \h </w:instrText>
             </w:r>
             <w:r>
               <w:rPr>
@@ -1008,7 +1008,7 @@
               <w14:ligatures w14:val="none"/>
             </w:rPr>
           </w:pPr>
-          <w:hyperlink w:anchor="_Toc208247287" w:history="1">
+          <w:hyperlink w:anchor="_Toc209630265" w:history="1">
             <w:r>
               <w:rPr>
                 <w:rStyle w:val="Hipervnculo"/>
@@ -1053,7 +1053,7 @@
                 <w:noProof/>
                 <w:webHidden/>
               </w:rPr>
-              <w:instrText xml:space="preserve"> PAGEREF _Toc208247287 \h </w:instrText>
+              <w:instrText xml:space="preserve"> PAGEREF _Toc209630265 \h </w:instrText>
             </w:r>
             <w:r>
               <w:rPr>
@@ -1096,7 +1096,7 @@
               <w14:ligatures w14:val="none"/>
             </w:rPr>
           </w:pPr>
-          <w:hyperlink w:anchor="_Toc208247288" w:history="1">
+          <w:hyperlink w:anchor="_Toc209630266" w:history="1">
             <w:r>
               <w:rPr>
                 <w:rStyle w:val="Hipervnculo"/>
@@ -1141,7 +1141,7 @@
                 <w:noProof/>
                 <w:webHidden/>
               </w:rPr>
-              <w:instrText xml:space="preserve"> PAGEREF _Toc208247288 \h </w:instrText>
+              <w:instrText xml:space="preserve"> PAGEREF _Toc209630266 \h </w:instrText>
             </w:r>
             <w:r>
               <w:rPr>
@@ -1184,7 +1184,7 @@
               <w14:ligatures w14:val="none"/>
             </w:rPr>
           </w:pPr>
-          <w:hyperlink w:anchor="_Toc208247289" w:history="1">
+          <w:hyperlink w:anchor="_Toc209630267" w:history="1">
             <w:r>
               <w:rPr>
                 <w:rStyle w:val="Hipervnculo"/>
@@ -1229,7 +1229,7 @@
                 <w:noProof/>
                 <w:webHidden/>
               </w:rPr>
-              <w:instrText xml:space="preserve"> PAGEREF _Toc208247289 \h </w:instrText>
+              <w:instrText xml:space="preserve"> PAGEREF _Toc209630267 \h </w:instrText>
             </w:r>
             <w:r>
               <w:rPr>
@@ -1272,7 +1272,7 @@
               <w14:ligatures w14:val="none"/>
             </w:rPr>
           </w:pPr>
-          <w:hyperlink w:anchor="_Toc208247290" w:history="1">
+          <w:hyperlink w:anchor="_Toc209630268" w:history="1">
             <w:r>
               <w:rPr>
                 <w:rStyle w:val="Hipervnculo"/>
@@ -1317,7 +1317,7 @@
                 <w:noProof/>
                 <w:webHidden/>
               </w:rPr>
-              <w:instrText xml:space="preserve"> PAGEREF _Toc208247290 \h </w:instrText>
+              <w:instrText xml:space="preserve"> PAGEREF _Toc209630268 \h </w:instrText>
             </w:r>
             <w:r>
               <w:rPr>
@@ -1360,7 +1360,7 @@
               <w14:ligatures w14:val="none"/>
             </w:rPr>
           </w:pPr>
-          <w:hyperlink w:anchor="_Toc208247291" w:history="1">
+          <w:hyperlink w:anchor="_Toc209630269" w:history="1">
             <w:r>
               <w:rPr>
                 <w:rStyle w:val="Hipervnculo"/>
@@ -1405,7 +1405,7 @@
                 <w:noProof/>
                 <w:webHidden/>
               </w:rPr>
-              <w:instrText xml:space="preserve"> PAGEREF _Toc208247291 \h </w:instrText>
+              <w:instrText xml:space="preserve"> PAGEREF _Toc209630269 \h </w:instrText>
             </w:r>
             <w:r>
               <w:rPr>
@@ -1448,7 +1448,7 @@
               <w14:ligatures w14:val="none"/>
             </w:rPr>
           </w:pPr>
-          <w:hyperlink w:anchor="_Toc208247292" w:history="1">
+          <w:hyperlink w:anchor="_Toc209630270" w:history="1">
             <w:r>
               <w:rPr>
                 <w:rStyle w:val="Hipervnculo"/>
@@ -1493,7 +1493,7 @@
                 <w:noProof/>
                 <w:webHidden/>
               </w:rPr>
-              <w:instrText xml:space="preserve"> PAGEREF _Toc208247292 \h </w:instrText>
+              <w:instrText xml:space="preserve"> PAGEREF _Toc209630270 \h </w:instrText>
             </w:r>
             <w:r>
               <w:rPr>
@@ -1540,7 +1540,7 @@
               <w14:ligatures w14:val="none"/>
             </w:rPr>
           </w:pPr>
-          <w:hyperlink w:anchor="_Toc208247293" w:history="1">
+          <w:hyperlink w:anchor="_Toc209630271" w:history="1">
             <w:r>
               <w:rPr>
                 <w:rStyle w:val="Hipervnculo"/>
@@ -1561,7 +1561,10 @@
             </w:r>
             <w:r>
               <w:rPr>
-                <w:rStyle w:val="Extranjerismo"/>
+                <w:rStyle w:val="Hipervnculo"/>
+                <w:noProof/>
+                <w:spacing w:val="20"/>
+                <w:lang w:val="en-US"/>
               </w:rPr>
               <w:t>Buyer</w:t>
             </w:r>
@@ -1591,7 +1594,7 @@
                 <w:noProof/>
                 <w:webHidden/>
               </w:rPr>
-              <w:instrText xml:space="preserve"> PAGEREF _Toc208247293 \h </w:instrText>
+              <w:instrText xml:space="preserve"> PAGEREF _Toc209630271 \h </w:instrText>
             </w:r>
             <w:r>
               <w:rPr>
@@ -1634,7 +1637,7 @@
               <w14:ligatures w14:val="none"/>
             </w:rPr>
           </w:pPr>
-          <w:hyperlink w:anchor="_Toc208247294" w:history="1">
+          <w:hyperlink w:anchor="_Toc209630272" w:history="1">
             <w:r>
               <w:rPr>
                 <w:rStyle w:val="Hipervnculo"/>
@@ -1679,7 +1682,7 @@
                 <w:noProof/>
                 <w:webHidden/>
               </w:rPr>
-              <w:instrText xml:space="preserve"> PAGEREF _Toc208247294 \h </w:instrText>
+              <w:instrText xml:space="preserve"> PAGEREF _Toc209630272 \h </w:instrText>
             </w:r>
             <w:r>
               <w:rPr>
@@ -1722,7 +1725,7 @@
               <w14:ligatures w14:val="none"/>
             </w:rPr>
           </w:pPr>
-          <w:hyperlink w:anchor="_Toc208247295" w:history="1">
+          <w:hyperlink w:anchor="_Toc209630273" w:history="1">
             <w:r>
               <w:rPr>
                 <w:rStyle w:val="Hipervnculo"/>
@@ -1767,7 +1770,7 @@
                 <w:noProof/>
                 <w:webHidden/>
               </w:rPr>
-              <w:instrText xml:space="preserve"> PAGEREF _Toc208247295 \h </w:instrText>
+              <w:instrText xml:space="preserve"> PAGEREF _Toc209630273 \h </w:instrText>
             </w:r>
             <w:r>
               <w:rPr>
@@ -1810,7 +1813,7 @@
               <w14:ligatures w14:val="none"/>
             </w:rPr>
           </w:pPr>
-          <w:hyperlink w:anchor="_Toc208247296" w:history="1">
+          <w:hyperlink w:anchor="_Toc209630274" w:history="1">
             <w:r>
               <w:rPr>
                 <w:rStyle w:val="Hipervnculo"/>
@@ -1855,7 +1858,7 @@
                 <w:noProof/>
                 <w:webHidden/>
               </w:rPr>
-              <w:instrText xml:space="preserve"> PAGEREF _Toc208247296 \h </w:instrText>
+              <w:instrText xml:space="preserve"> PAGEREF _Toc209630274 \h </w:instrText>
             </w:r>
             <w:r>
               <w:rPr>
@@ -1902,7 +1905,7 @@
               <w14:ligatures w14:val="none"/>
             </w:rPr>
           </w:pPr>
-          <w:hyperlink w:anchor="_Toc208247297" w:history="1">
+          <w:hyperlink w:anchor="_Toc209630275" w:history="1">
             <w:r>
               <w:rPr>
                 <w:rStyle w:val="Hipervnculo"/>
@@ -1947,7 +1950,7 @@
                 <w:noProof/>
                 <w:webHidden/>
               </w:rPr>
-              <w:instrText xml:space="preserve"> PAGEREF _Toc208247297 \h </w:instrText>
+              <w:instrText xml:space="preserve"> PAGEREF _Toc209630275 \h </w:instrText>
             </w:r>
             <w:r>
               <w:rPr>
@@ -1990,7 +1993,7 @@
               <w14:ligatures w14:val="none"/>
             </w:rPr>
           </w:pPr>
-          <w:hyperlink w:anchor="_Toc208247298" w:history="1">
+          <w:hyperlink w:anchor="_Toc209630276" w:history="1">
             <w:r>
               <w:rPr>
                 <w:rStyle w:val="Hipervnculo"/>
@@ -2035,7 +2038,7 @@
                 <w:noProof/>
                 <w:webHidden/>
               </w:rPr>
-              <w:instrText xml:space="preserve"> PAGEREF _Toc208247298 \h </w:instrText>
+              <w:instrText xml:space="preserve"> PAGEREF _Toc209630276 \h </w:instrText>
             </w:r>
             <w:r>
               <w:rPr>
@@ -2078,7 +2081,7 @@
               <w14:ligatures w14:val="none"/>
             </w:rPr>
           </w:pPr>
-          <w:hyperlink w:anchor="_Toc208247299" w:history="1">
+          <w:hyperlink w:anchor="_Toc209630277" w:history="1">
             <w:r>
               <w:rPr>
                 <w:rStyle w:val="Hipervnculo"/>
@@ -2123,7 +2126,7 @@
                 <w:noProof/>
                 <w:webHidden/>
               </w:rPr>
-              <w:instrText xml:space="preserve"> PAGEREF _Toc208247299 \h </w:instrText>
+              <w:instrText xml:space="preserve"> PAGEREF _Toc209630277 \h </w:instrText>
             </w:r>
             <w:r>
               <w:rPr>
@@ -2166,7 +2169,7 @@
               <w14:ligatures w14:val="none"/>
             </w:rPr>
           </w:pPr>
-          <w:hyperlink w:anchor="_Toc208247300" w:history="1">
+          <w:hyperlink w:anchor="_Toc209630278" w:history="1">
             <w:r>
               <w:rPr>
                 <w:rStyle w:val="Hipervnculo"/>
@@ -2211,7 +2214,7 @@
                 <w:noProof/>
                 <w:webHidden/>
               </w:rPr>
-              <w:instrText xml:space="preserve"> PAGEREF _Toc208247300 \h </w:instrText>
+              <w:instrText xml:space="preserve"> PAGEREF _Toc209630278 \h </w:instrText>
             </w:r>
             <w:r>
               <w:rPr>
@@ -2254,7 +2257,7 @@
               <w14:ligatures w14:val="none"/>
             </w:rPr>
           </w:pPr>
-          <w:hyperlink w:anchor="_Toc208247301" w:history="1">
+          <w:hyperlink w:anchor="_Toc209630279" w:history="1">
             <w:r>
               <w:rPr>
                 <w:rStyle w:val="Hipervnculo"/>
@@ -2299,7 +2302,7 @@
                 <w:noProof/>
                 <w:webHidden/>
               </w:rPr>
-              <w:instrText xml:space="preserve"> PAGEREF _Toc208247301 \h </w:instrText>
+              <w:instrText xml:space="preserve"> PAGEREF _Toc209630279 \h </w:instrText>
             </w:r>
             <w:r>
               <w:rPr>
@@ -2342,7 +2345,7 @@
               <w14:ligatures w14:val="none"/>
             </w:rPr>
           </w:pPr>
-          <w:hyperlink w:anchor="_Toc208247302" w:history="1">
+          <w:hyperlink w:anchor="_Toc209630280" w:history="1">
             <w:r>
               <w:rPr>
                 <w:rStyle w:val="Hipervnculo"/>
@@ -2387,7 +2390,7 @@
                 <w:noProof/>
                 <w:webHidden/>
               </w:rPr>
-              <w:instrText xml:space="preserve"> PAGEREF _Toc208247302 \h </w:instrText>
+              <w:instrText xml:space="preserve"> PAGEREF _Toc209630280 \h </w:instrText>
             </w:r>
             <w:r>
               <w:rPr>
@@ -2433,7 +2436,7 @@
               <w14:ligatures w14:val="none"/>
             </w:rPr>
           </w:pPr>
-          <w:hyperlink w:anchor="_Toc208247303" w:history="1">
+          <w:hyperlink w:anchor="_Toc209630281" w:history="1">
             <w:r>
               <w:rPr>
                 <w:rStyle w:val="Hipervnculo"/>
@@ -2460,7 +2463,7 @@
                 <w:noProof/>
                 <w:webHidden/>
               </w:rPr>
-              <w:instrText xml:space="preserve"> PAGEREF _Toc208247303 \h </w:instrText>
+              <w:instrText xml:space="preserve"> PAGEREF _Toc209630281 \h </w:instrText>
             </w:r>
             <w:r>
               <w:rPr>
@@ -2506,7 +2509,7 @@
               <w14:ligatures w14:val="none"/>
             </w:rPr>
           </w:pPr>
-          <w:hyperlink w:anchor="_Toc208247304" w:history="1">
+          <w:hyperlink w:anchor="_Toc209630282" w:history="1">
             <w:r>
               <w:rPr>
                 <w:rStyle w:val="Hipervnculo"/>
@@ -2533,7 +2536,7 @@
                 <w:noProof/>
                 <w:webHidden/>
               </w:rPr>
-              <w:instrText xml:space="preserve"> PAGEREF _Toc208247304 \h </w:instrText>
+              <w:instrText xml:space="preserve"> PAGEREF _Toc209630282 \h </w:instrText>
             </w:r>
             <w:r>
               <w:rPr>
@@ -2579,27 +2582,13 @@
               <w14:ligatures w14:val="none"/>
             </w:rPr>
           </w:pPr>
-          <w:hyperlink w:anchor="_Toc208247305" w:history="1">
+          <w:hyperlink w:anchor="_Toc209630283" w:history="1">
             <w:r>
               <w:rPr>
                 <w:rStyle w:val="Hipervnculo"/>
                 <w:noProof/>
               </w:rPr>
-              <w:t>M</w:t>
-            </w:r>
-            <w:r>
-              <w:rPr>
-                <w:rStyle w:val="Hipervnculo"/>
-                <w:noProof/>
-              </w:rPr>
-              <w:t>a</w:t>
-            </w:r>
-            <w:r>
-              <w:rPr>
-                <w:rStyle w:val="Hipervnculo"/>
-                <w:noProof/>
-              </w:rPr>
-              <w:t>terial complementario</w:t>
+              <w:t>Material complementario</w:t>
             </w:r>
             <w:r>
               <w:rPr>
@@ -2620,7 +2609,7 @@
                 <w:noProof/>
                 <w:webHidden/>
               </w:rPr>
-              <w:instrText xml:space="preserve"> PAGEREF _Toc208247305 \h </w:instrText>
+              <w:instrText xml:space="preserve"> PAGEREF _Toc209630283 \h </w:instrText>
             </w:r>
             <w:r>
               <w:rPr>
@@ -2666,7 +2655,7 @@
               <w14:ligatures w14:val="none"/>
             </w:rPr>
           </w:pPr>
-          <w:hyperlink w:anchor="_Toc208247306" w:history="1">
+          <w:hyperlink w:anchor="_Toc209630284" w:history="1">
             <w:r>
               <w:rPr>
                 <w:rStyle w:val="Hipervnculo"/>
@@ -2693,7 +2682,7 @@
                 <w:noProof/>
                 <w:webHidden/>
               </w:rPr>
-              <w:instrText xml:space="preserve"> PAGEREF _Toc208247306 \h </w:instrText>
+              <w:instrText xml:space="preserve"> PAGEREF _Toc209630284 \h </w:instrText>
             </w:r>
             <w:r>
               <w:rPr>
@@ -2739,7 +2728,7 @@
               <w14:ligatures w14:val="none"/>
             </w:rPr>
           </w:pPr>
-          <w:hyperlink w:anchor="_Toc208247307" w:history="1">
+          <w:hyperlink w:anchor="_Toc209630285" w:history="1">
             <w:r>
               <w:rPr>
                 <w:rStyle w:val="Hipervnculo"/>
@@ -2766,7 +2755,7 @@
                 <w:noProof/>
                 <w:webHidden/>
               </w:rPr>
-              <w:instrText xml:space="preserve"> PAGEREF _Toc208247307 \h </w:instrText>
+              <w:instrText xml:space="preserve"> PAGEREF _Toc209630285 \h </w:instrText>
             </w:r>
             <w:r>
               <w:rPr>
@@ -2831,7 +2820,7 @@
       <w:pPr>
         <w:pStyle w:val="Titulosgenerales"/>
       </w:pPr>
-      <w:bookmarkStart w:id="0" w:name="_Toc208247282"/>
+      <w:bookmarkStart w:id="0" w:name="_Toc209630260"/>
       <w:r>
         <w:lastRenderedPageBreak/>
         <w:t>Introducción</w:t>
@@ -3193,7 +3182,7 @@
           <w:rStyle w:val="Extranjerismo"/>
         </w:rPr>
       </w:pPr>
-      <w:bookmarkStart w:id="1" w:name="_Toc208247283"/>
+      <w:bookmarkStart w:id="1" w:name="_Toc209630261"/>
       <w:r>
         <w:rPr>
           <w:rStyle w:val="Extranjerismo"/>
@@ -3307,7 +3296,7 @@
       <w:pPr>
         <w:pStyle w:val="Ttulo2"/>
       </w:pPr>
-      <w:bookmarkStart w:id="2" w:name="_Toc208247284"/>
+      <w:bookmarkStart w:id="2" w:name="_Toc209630262"/>
       <w:r>
         <w:t>Objetivos</w:t>
       </w:r>
@@ -3537,7 +3526,7 @@
       <w:pPr>
         <w:pStyle w:val="Ttulo2"/>
       </w:pPr>
-      <w:bookmarkStart w:id="3" w:name="_Toc208247285"/>
+      <w:bookmarkStart w:id="3" w:name="_Toc209630263"/>
       <w:r>
         <w:t>Tipos</w:t>
       </w:r>
@@ -3682,7 +3671,7 @@
       <w:pPr>
         <w:pStyle w:val="Ttulo2"/>
       </w:pPr>
-      <w:bookmarkStart w:id="4" w:name="_Toc208247286"/>
+      <w:bookmarkStart w:id="4" w:name="_Toc209630264"/>
       <w:r>
         <w:t>Estructura</w:t>
       </w:r>
@@ -3935,7 +3924,7 @@
       <w:pPr>
         <w:pStyle w:val="Ttulo1"/>
       </w:pPr>
-      <w:bookmarkStart w:id="5" w:name="_Toc208247287"/>
+      <w:bookmarkStart w:id="5" w:name="_Toc209630265"/>
       <w:r>
         <w:lastRenderedPageBreak/>
         <w:t>Público objetivo</w:t>
@@ -3972,7 +3961,7 @@
       <w:pPr>
         <w:pStyle w:val="Ttulo2"/>
       </w:pPr>
-      <w:bookmarkStart w:id="6" w:name="_Toc208247288"/>
+      <w:bookmarkStart w:id="6" w:name="_Toc209630266"/>
       <w:r>
         <w:t>Características</w:t>
       </w:r>
@@ -3988,7 +3977,31 @@
         <w:rPr>
           <w:lang w:val="es-419" w:eastAsia="es-CO"/>
         </w:rPr>
-        <w:t>Las características del público objetivo pueden variar según el sector, la industria y el tipo de negocio, sin embargo, algunos aspectos fundamentales incluyen:</w:t>
+        <w:t>Las características del público objetivo pueden variar según el sector, la industria y el tipo de negocio</w:t>
+      </w:r>
+      <w:r>
+        <w:rPr>
+          <w:lang w:val="es-419" w:eastAsia="es-CO"/>
+        </w:rPr>
+        <w:t>;</w:t>
+      </w:r>
+      <w:r>
+        <w:rPr>
+          <w:lang w:val="es-419" w:eastAsia="es-CO"/>
+        </w:rPr>
+        <w:t xml:space="preserve"> sin embargo</w:t>
+      </w:r>
+      <w:r>
+        <w:rPr>
+          <w:lang w:val="es-419" w:eastAsia="es-CO"/>
+        </w:rPr>
+        <w:t>,</w:t>
+      </w:r>
+      <w:r>
+        <w:rPr>
+          <w:lang w:val="es-419" w:eastAsia="es-CO"/>
+        </w:rPr>
+        <w:t xml:space="preserve"> algunos aspectos fundamentales incluyen:</w:t>
       </w:r>
     </w:p>
     <w:p>
@@ -4109,7 +4122,7 @@
       <w:pPr>
         <w:pStyle w:val="Ttulo2"/>
       </w:pPr>
-      <w:bookmarkStart w:id="7" w:name="_Toc208247289"/>
+      <w:bookmarkStart w:id="7" w:name="_Toc209630267"/>
       <w:r>
         <w:t>Patrones de comportamiento</w:t>
       </w:r>
@@ -4383,7 +4396,7 @@
       <w:pPr>
         <w:pStyle w:val="Ttulo2"/>
       </w:pPr>
-      <w:bookmarkStart w:id="8" w:name="_Toc208247290"/>
+      <w:bookmarkStart w:id="8" w:name="_Toc209630268"/>
       <w:r>
         <w:t>Necesidades y preferencias</w:t>
       </w:r>
@@ -4571,7 +4584,7 @@
       <w:pPr>
         <w:pStyle w:val="Ttulo2"/>
       </w:pPr>
-      <w:bookmarkStart w:id="9" w:name="_Toc208247291"/>
+      <w:bookmarkStart w:id="9" w:name="_Toc209630269"/>
       <w:r>
         <w:t>Tendencias</w:t>
       </w:r>
@@ -4727,7 +4740,7 @@
       <w:pPr>
         <w:pStyle w:val="Ttulo2"/>
       </w:pPr>
-      <w:bookmarkStart w:id="10" w:name="_Toc208247292"/>
+      <w:bookmarkStart w:id="10" w:name="_Toc209630270"/>
       <w:r>
         <w:t>Factores de influencia</w:t>
       </w:r>
@@ -5038,7 +5051,7 @@
       <w:pPr>
         <w:pStyle w:val="Ttulo1"/>
       </w:pPr>
-      <w:bookmarkStart w:id="11" w:name="_Toc208247293"/>
+      <w:bookmarkStart w:id="11" w:name="_Toc209630271"/>
       <w:r>
         <w:rPr>
           <w:rStyle w:val="Extranjerismo"/>
@@ -5159,7 +5172,7 @@
       <w:pPr>
         <w:pStyle w:val="Ttulo2"/>
       </w:pPr>
-      <w:bookmarkStart w:id="12" w:name="_Toc208247294"/>
+      <w:bookmarkStart w:id="12" w:name="_Toc209630272"/>
       <w:r>
         <w:t>Características</w:t>
       </w:r>
@@ -5389,7 +5402,7 @@
       <w:pPr>
         <w:pStyle w:val="Ttulo2"/>
       </w:pPr>
-      <w:bookmarkStart w:id="13" w:name="_Toc208247295"/>
+      <w:bookmarkStart w:id="13" w:name="_Toc209630273"/>
       <w:r>
         <w:t>Factores de motivación</w:t>
       </w:r>
@@ -5590,7 +5603,7 @@
       <w:pPr>
         <w:pStyle w:val="Ttulo2"/>
       </w:pPr>
-      <w:bookmarkStart w:id="14" w:name="_Toc208247296"/>
+      <w:bookmarkStart w:id="14" w:name="_Toc209630274"/>
       <w:r>
         <w:t>Creación</w:t>
       </w:r>
@@ -6012,7 +6025,7 @@
       <w:pPr>
         <w:pStyle w:val="Ttulo1"/>
       </w:pPr>
-      <w:bookmarkStart w:id="15" w:name="_Toc208247297"/>
+      <w:bookmarkStart w:id="15" w:name="_Toc209630275"/>
       <w:r>
         <w:lastRenderedPageBreak/>
         <w:t>Segmentación de mercados</w:t>
@@ -6036,7 +6049,7 @@
       <w:pPr>
         <w:pStyle w:val="Ttulo2"/>
       </w:pPr>
-      <w:bookmarkStart w:id="16" w:name="_Toc208247298"/>
+      <w:bookmarkStart w:id="16" w:name="_Toc209630276"/>
       <w:r>
         <w:t>Objetivos</w:t>
       </w:r>
@@ -6204,7 +6217,7 @@
       <w:pPr>
         <w:pStyle w:val="Ttulo2"/>
       </w:pPr>
-      <w:bookmarkStart w:id="17" w:name="_Toc208247299"/>
+      <w:bookmarkStart w:id="17" w:name="_Toc209630277"/>
       <w:r>
         <w:t>T</w:t>
       </w:r>
@@ -6219,12 +6232,6 @@
           <w:lang w:val="es-419" w:eastAsia="es-CO"/>
         </w:rPr>
       </w:pPr>
-      <w:r>
-        <w:rPr>
-          <w:lang w:val="es-419" w:eastAsia="es-CO"/>
-        </w:rPr>
-        <w:t xml:space="preserve">La </w:t>
-      </w:r>
       <w:r>
         <w:rPr>
           <w:lang w:val="es-419" w:eastAsia="es-CO"/>
@@ -6324,7 +6331,19 @@
         <w:rPr>
           <w:lang w:val="es-419" w:eastAsia="es-CO"/>
         </w:rPr>
-        <w:t>onsidera ubicación, clima o contexto cultural, siendo clave para adaptar historias que resuenen localmente. Netflix, por ejemplo, adapta portadas de sus series según el país, priorizando personajes locales para captar atención.</w:t>
+        <w:t>onsidera ubicación, clima</w:t>
+      </w:r>
+      <w:r>
+        <w:rPr>
+          <w:lang w:val="es-419" w:eastAsia="es-CO"/>
+        </w:rPr>
+        <w:t xml:space="preserve"> </w:t>
+      </w:r>
+      <w:r>
+        <w:rPr>
+          <w:lang w:val="es-419" w:eastAsia="es-CO"/>
+        </w:rPr>
+        <w:t>o contexto cultural, siendo clave para adaptar historias que resuenen localmente. Netflix, por ejemplo, adapta portadas de sus series según el país, priorizando personajes locales para captar atención.</w:t>
       </w:r>
     </w:p>
     <w:p>
@@ -6431,7 +6450,7 @@
       <w:pPr>
         <w:pStyle w:val="Ttulo2"/>
       </w:pPr>
-      <w:bookmarkStart w:id="18" w:name="_Toc208247300"/>
+      <w:bookmarkStart w:id="18" w:name="_Toc209630278"/>
       <w:r>
         <w:t>Criterios</w:t>
       </w:r>
@@ -6467,7 +6486,7 @@
       <w:pPr>
         <w:pStyle w:val="Ttulo2"/>
       </w:pPr>
-      <w:bookmarkStart w:id="19" w:name="_Toc208247301"/>
+      <w:bookmarkStart w:id="19" w:name="_Toc209630279"/>
       <w:r>
         <w:t>Estándares</w:t>
       </w:r>
@@ -6685,7 +6704,7 @@
       <w:pPr>
         <w:pStyle w:val="Ttulo2"/>
       </w:pPr>
-      <w:bookmarkStart w:id="20" w:name="_Toc208247302"/>
+      <w:bookmarkStart w:id="20" w:name="_Toc209630280"/>
       <w:r>
         <w:t>Buenas prácticas</w:t>
       </w:r>
@@ -6701,7 +6720,19 @@
         <w:rPr>
           <w:lang w:val="es-419" w:eastAsia="es-CO"/>
         </w:rPr>
-        <w:t>Aplicar buenas prácticas en la segmentación con enfoque narrativo implica ir más allá de dividir audiencias, se trata de comprenderlas con empatía y creatividad. Una segmentación efectiva no solo identifica a quién se le habla, sino que permite construir historias que resuenen con sus emociones, valores y contextos. Para lograrlo, es clave combinar datos actualizados con intuición narrativa, probar diferentes formatos según el canal y adaptar el tono a cada grupo. Además, revisar periódicamente la respuesta de cada segmento permite ajustar las historias y mantener su relevancia. Para profundizar en estas prácticas y escuchar experiencias reales de narradores digitales, se invita al aprendiz a escuchar el podcast complementario que acompaña este capítulo, donde se exploran casos, errores comunes y consejos prácticos para segmentar con intención y contar con impacto.</w:t>
+        <w:t>Aplicar buenas prácticas en la segmentación con enfoque narrativo implica ir más allá de dividir audiencias, se trata de comprenderlas con empatía y creatividad. Una segmentación efectiva no solo identifica a quién se le habla, sino que permite construir historias que resuenen con sus emociones, valores y contextos. Para lograrlo, es clave combinar datos actualizados con intuición narrativa, probar diferentes formatos según el canal y adaptar el tono a cada grupo. Además, revisar periódicamente la respuesta de cada segmento permite ajustar las historias y mantener su relevancia. Para profundizar en estas prácticas y escuchar experiencias reales de narradores digitales, se invita al aprendiz a escuchar el p</w:t>
+      </w:r>
+      <w:r>
+        <w:rPr>
+          <w:lang w:val="es-419" w:eastAsia="es-CO"/>
+        </w:rPr>
+        <w:t>ó</w:t>
+      </w:r>
+      <w:r>
+        <w:rPr>
+          <w:lang w:val="es-419" w:eastAsia="es-CO"/>
+        </w:rPr>
+        <w:t>dcast complementario que acompaña este capítulo, donde se exploran casos, errores comunes y consejos prácticos para segmentar con intención y contar con impacto.</w:t>
       </w:r>
     </w:p>
     <w:p>
@@ -6811,7 +6842,19 @@
               <w:rPr>
                 <w:lang w:val="es-419"/>
               </w:rPr>
-              <w:t xml:space="preserve">al podcast “Conecta &amp; Cuenta”, donde cada historia comienza con una estrategia y termina con una conexión auténtica. Hoy nos sumergimos en el mundo de la segmentación de mercados, y no de cualquier manera, sino aplicando buenas prácticas que convierten los datos en decisiones inteligentes y narrativas relevantes. </w:t>
+              <w:t>al p</w:t>
+            </w:r>
+            <w:r>
+              <w:rPr>
+                <w:lang w:val="es-419"/>
+              </w:rPr>
+              <w:t>ó</w:t>
+            </w:r>
+            <w:r>
+              <w:rPr>
+                <w:lang w:val="es-419"/>
+              </w:rPr>
+              <w:t xml:space="preserve">dcast “Conecta &amp; Cuenta”, donde cada historia comienza con una estrategia y termina con una conexión auténtica. Hoy nos sumergimos en el mundo de la segmentación de mercados, y no de cualquier manera, sino aplicando buenas prácticas que convierten los datos en decisiones inteligentes y narrativas relevantes. </w:t>
             </w:r>
           </w:p>
           <w:p>
@@ -7002,7 +7045,19 @@
               <w:rPr>
                 <w:lang w:val="es-419"/>
               </w:rPr>
-              <w:t xml:space="preserve"> helado caliente a pingüinos. ¡A nadie le interesa! Muchas marcas fallan porque hacen suposiciones sin investigar o usan datos desactualizados. Por eso una buena práctica es hacer “escucha social” o entrevistas breves a clientes reales. </w:t>
+              <w:t xml:space="preserve"> helado caliente a pingüinos. ¡A nadie le interesa! Muchas marcas fallan porque hacen suposiciones sin investigar o usan datos desactualizados. Por eso</w:t>
+            </w:r>
+            <w:r>
+              <w:rPr>
+                <w:lang w:val="es-419"/>
+              </w:rPr>
+              <w:t>,</w:t>
+            </w:r>
+            <w:r>
+              <w:rPr>
+                <w:lang w:val="es-419"/>
+              </w:rPr>
+              <w:t xml:space="preserve"> una buena práctica es hacer “escucha social” o entrevistas breves a clientes reales. </w:t>
             </w:r>
           </w:p>
           <w:p>
@@ -7015,7 +7070,19 @@
               <w:rPr>
                 <w:lang w:val="es-419"/>
               </w:rPr>
-              <w:t xml:space="preserve">Coincido. Además, hay que evitar la segmentación superficial. Un ejemplo frecuente: segmentar solo por edad. Dos personas de 30 años pueden tener valores, intereses y estilos de vida completamente distintos. Por eso combinar tipos —como demográfica con psicográfica— es una buena práctica clave. </w:t>
+              <w:t>Coincido. Además, hay que evitar la segmentación superficial. Un ejemplo frecuente: segmentar solo por edad. Dos personas de 30 años pueden tener valores, intereses y estilos de vida completamente distintos. Por eso</w:t>
+            </w:r>
+            <w:r>
+              <w:rPr>
+                <w:lang w:val="es-419"/>
+              </w:rPr>
+              <w:t>,</w:t>
+            </w:r>
+            <w:r>
+              <w:rPr>
+                <w:lang w:val="es-419"/>
+              </w:rPr>
+              <w:t xml:space="preserve"> combinar tipos —como demográfica con psicográfica— es una buena práctica clave. </w:t>
             </w:r>
           </w:p>
           <w:p>
@@ -7246,7 +7313,7 @@
       <w:pPr>
         <w:pStyle w:val="Titulosgenerales"/>
       </w:pPr>
-      <w:bookmarkStart w:id="21" w:name="_Toc208247303"/>
+      <w:bookmarkStart w:id="21" w:name="_Toc209630281"/>
       <w:r>
         <w:lastRenderedPageBreak/>
         <w:t>Síntesis</w:t>
@@ -7359,10 +7426,10 @@
         </w:rPr>
         <w:lastRenderedPageBreak/>
         <w:drawing>
-          <wp:inline distT="0" distB="0" distL="0" distR="0" wp14:anchorId="54404DB7" wp14:editId="07167BA9">
-            <wp:extent cx="6101401" cy="4561367"/>
-            <wp:effectExtent l="0" t="0" r="0" b="0"/>
-            <wp:docPr id="2" name="Gráfico 2" descr="El componente formativo “Público objetivo” ofrece una aproximación integral a los conocimientos fundamentales sobre la identificación de audiencias y la construcción estratégica de perfiles en contextos de comunicación y marketing. Este módulo analiza detalladamente el brief, resaltando su relevancia en cuanto a la definición de objetivos, tipos y estructura, y se desglosan sus elementos esenciales como punto de partida para el desarrollo de campañas efectivas.&#10;Asimismo, se estudian las características del público objetivo, sus patrones de comportamiento, necesidades, preferencias, tendencias y factores de influencia. La propuesta profundiza en el análisis del buyer persona, así como en los factores de motivación que permiten crear representaciones fieles del consumidor ideal.&#10;Además, se destacan los principios y objetivos de la segmentación de mercados, junto con sus tipos, criterios, estándares y buenas prácticas, enfatizando su importancia para diseñar estrategias de comunicación personalizadas y efectivas, orientadas a lograr mayor conexión con las audiencias y resultados medibles.&#10;"/>
+          <wp:inline distT="0" distB="0" distL="0" distR="0" wp14:anchorId="24C21885" wp14:editId="39985150">
+            <wp:extent cx="6294474" cy="4056185"/>
+            <wp:effectExtent l="0" t="0" r="0" b="1905"/>
+            <wp:docPr id="3" name="Gráfico 3" descr="El componente formativo “Público objetivo” ofrece una aproximación integral a los conocimientos fundamentales sobre la identificación de audiencias y la construcción estratégica de perfiles en contextos de comunicación y marketing. Este módulo analiza detalladamente el brief, resaltando su relevancia en cuanto a la definición de objetivos, tipos y estructura, y se desglosan sus elementos esenciales como punto de partida para el desarrollo de campañas efectivas.&#10;Asimismo, se estudian las características del público objetivo, sus patrones de comportamiento, necesidades, preferencias, tendencias y factores de influencia. La propuesta profundiza en el análisis del buyer persona, así como en los factores de motivación que permiten crear representaciones fieles del consumidor ideal.&#10;Además, se destacan los principios y objetivos de la segmentación de mercados, junto con sus tipos, criterios, estándares y buenas prácticas, enfatizando su importancia para diseñar estrategias de comunicación personalizadas y efectivas, orientadas a lograr mayor conexión con las audiencias y resultados medibles.&#10;"/>
             <wp:cNvGraphicFramePr>
               <a:graphicFrameLocks xmlns:a="http://schemas.openxmlformats.org/drawingml/2006/main" noChangeAspect="1"/>
             </wp:cNvGraphicFramePr>
@@ -7370,7 +7437,7 @@
               <a:graphicData uri="http://schemas.openxmlformats.org/drawingml/2006/picture">
                 <pic:pic xmlns:pic="http://schemas.openxmlformats.org/drawingml/2006/picture">
                   <pic:nvPicPr>
-                    <pic:cNvPr id="2" name="Gráfico 2" descr="El componente formativo “Público objetivo” ofrece una aproximación integral a los conocimientos fundamentales sobre la identificación de audiencias y la construcción estratégica de perfiles en contextos de comunicación y marketing. Este módulo analiza detalladamente el brief, resaltando su relevancia en cuanto a la definición de objetivos, tipos y estructura, y se desglosan sus elementos esenciales como punto de partida para el desarrollo de campañas efectivas.&#10;Asimismo, se estudian las características del público objetivo, sus patrones de comportamiento, necesidades, preferencias, tendencias y factores de influencia. La propuesta profundiza en el análisis del buyer persona, así como en los factores de motivación que permiten crear representaciones fieles del consumidor ideal.&#10;Además, se destacan los principios y objetivos de la segmentación de mercados, junto con sus tipos, criterios, estándares y buenas prácticas, enfatizando su importancia para diseñar estrategias de comunicación personalizadas y efectivas, orientadas a lograr mayor conexión con las audiencias y resultados medibles.&#10;"/>
+                    <pic:cNvPr id="3" name="Gráfico 3" descr="El componente formativo “Público objetivo” ofrece una aproximación integral a los conocimientos fundamentales sobre la identificación de audiencias y la construcción estratégica de perfiles en contextos de comunicación y marketing. Este módulo analiza detalladamente el brief, resaltando su relevancia en cuanto a la definición de objetivos, tipos y estructura, y se desglosan sus elementos esenciales como punto de partida para el desarrollo de campañas efectivas.&#10;Asimismo, se estudian las características del público objetivo, sus patrones de comportamiento, necesidades, preferencias, tendencias y factores de influencia. La propuesta profundiza en el análisis del buyer persona, así como en los factores de motivación que permiten crear representaciones fieles del consumidor ideal.&#10;Además, se destacan los principios y objetivos de la segmentación de mercados, junto con sus tipos, criterios, estándares y buenas prácticas, enfatizando su importancia para diseñar estrategias de comunicación personalizadas y efectivas, orientadas a lograr mayor conexión con las audiencias y resultados medibles.&#10;"/>
                     <pic:cNvPicPr/>
                   </pic:nvPicPr>
                   <pic:blipFill>
@@ -7391,7 +7458,7 @@
                   <pic:spPr>
                     <a:xfrm>
                       <a:off x="0" y="0"/>
-                      <a:ext cx="6105957" cy="4564773"/>
+                      <a:ext cx="6304899" cy="4062903"/>
                     </a:xfrm>
                     <a:prstGeom prst="rect">
                       <a:avLst/>
@@ -7406,20 +7473,6 @@
     </w:p>
     <w:p>
       <w:pPr>
-        <w:rPr>
-          <w:lang w:val="es-419" w:eastAsia="es-CO"/>
-        </w:rPr>
-      </w:pPr>
-    </w:p>
-    <w:p>
-      <w:pPr>
-        <w:rPr>
-          <w:lang w:val="es-419" w:eastAsia="es-CO"/>
-        </w:rPr>
-      </w:pPr>
-    </w:p>
-    <w:p>
-      <w:pPr>
         <w:ind w:firstLine="0"/>
         <w:rPr>
           <w:lang w:val="es-419" w:eastAsia="es-CO"/>
@@ -7428,6 +7481,20 @@
     </w:p>
     <w:p>
       <w:pPr>
+        <w:rPr>
+          <w:lang w:val="es-419" w:eastAsia="es-CO"/>
+        </w:rPr>
+      </w:pPr>
+    </w:p>
+    <w:p>
+      <w:pPr>
+        <w:rPr>
+          <w:lang w:val="es-419" w:eastAsia="es-CO"/>
+        </w:rPr>
+      </w:pPr>
+    </w:p>
+    <w:p>
+      <w:pPr>
         <w:ind w:firstLine="0"/>
         <w:rPr>
           <w:lang w:val="es-419" w:eastAsia="es-CO"/>
@@ -7436,9 +7503,17 @@
     </w:p>
     <w:p>
       <w:pPr>
+        <w:ind w:firstLine="0"/>
+        <w:rPr>
+          <w:lang w:val="es-419" w:eastAsia="es-CO"/>
+        </w:rPr>
+      </w:pPr>
+    </w:p>
+    <w:p>
+      <w:pPr>
         <w:pStyle w:val="Titulosgenerales"/>
       </w:pPr>
-      <w:bookmarkStart w:id="22" w:name="_Toc208247304"/>
+      <w:bookmarkStart w:id="22" w:name="_Toc209630282"/>
       <w:r>
         <w:lastRenderedPageBreak/>
         <w:t>Glosario</w:t>
@@ -7989,7 +8064,7 @@
       <w:pPr>
         <w:pStyle w:val="Titulosgenerales"/>
       </w:pPr>
-      <w:bookmarkStart w:id="23" w:name="_Toc208247305"/>
+      <w:bookmarkStart w:id="23" w:name="_Toc209630283"/>
       <w:r>
         <w:lastRenderedPageBreak/>
         <w:t>Material complementario</w:t>
@@ -8156,117 +8231,12 @@
               </w:rPr>
               <w:t xml:space="preserve">, M. (s. f.). </w:t>
             </w:r>
-            <w:proofErr w:type="spellStart"/>
             <w:r>
               <w:rPr>
                 <w:sz w:val="28"/>
                 <w:szCs w:val="28"/>
               </w:rPr>
-              <w:t>Público</w:t>
-            </w:r>
-            <w:proofErr w:type="spellEnd"/>
-            <w:r>
-              <w:rPr>
-                <w:sz w:val="28"/>
-                <w:szCs w:val="28"/>
-              </w:rPr>
-              <w:t xml:space="preserve"> </w:t>
-            </w:r>
-            <w:proofErr w:type="spellStart"/>
-            <w:r>
-              <w:rPr>
-                <w:sz w:val="28"/>
-                <w:szCs w:val="28"/>
-              </w:rPr>
-              <w:t>objetivo</w:t>
-            </w:r>
-            <w:proofErr w:type="spellEnd"/>
-            <w:r>
-              <w:rPr>
-                <w:sz w:val="28"/>
-                <w:szCs w:val="28"/>
-              </w:rPr>
-              <w:t xml:space="preserve">: </w:t>
-            </w:r>
-            <w:proofErr w:type="spellStart"/>
-            <w:r>
-              <w:rPr>
-                <w:sz w:val="28"/>
-                <w:szCs w:val="28"/>
-              </w:rPr>
-              <w:t>Qué</w:t>
-            </w:r>
-            <w:proofErr w:type="spellEnd"/>
-            <w:r>
-              <w:rPr>
-                <w:sz w:val="28"/>
-                <w:szCs w:val="28"/>
-              </w:rPr>
-              <w:t xml:space="preserve"> es, </w:t>
-            </w:r>
-            <w:proofErr w:type="spellStart"/>
-            <w:r>
-              <w:rPr>
-                <w:sz w:val="28"/>
-                <w:szCs w:val="28"/>
-              </w:rPr>
-              <w:t>características</w:t>
-            </w:r>
-            <w:proofErr w:type="spellEnd"/>
-            <w:r>
-              <w:rPr>
-                <w:sz w:val="28"/>
-                <w:szCs w:val="28"/>
-              </w:rPr>
-              <w:t xml:space="preserve"> y </w:t>
-            </w:r>
-            <w:proofErr w:type="spellStart"/>
-            <w:r>
-              <w:rPr>
-                <w:sz w:val="28"/>
-                <w:szCs w:val="28"/>
-              </w:rPr>
-              <w:t>cómo</w:t>
-            </w:r>
-            <w:proofErr w:type="spellEnd"/>
-            <w:r>
-              <w:rPr>
-                <w:sz w:val="28"/>
-                <w:szCs w:val="28"/>
-              </w:rPr>
-              <w:t xml:space="preserve"> </w:t>
-            </w:r>
-            <w:proofErr w:type="spellStart"/>
-            <w:r>
-              <w:rPr>
-                <w:sz w:val="28"/>
-                <w:szCs w:val="28"/>
-              </w:rPr>
-              <w:t>llegar</w:t>
-            </w:r>
-            <w:proofErr w:type="spellEnd"/>
-            <w:r>
-              <w:rPr>
-                <w:sz w:val="28"/>
-                <w:szCs w:val="28"/>
-              </w:rPr>
-              <w:t xml:space="preserve"> a </w:t>
-            </w:r>
-            <w:proofErr w:type="spellStart"/>
-            <w:r>
-              <w:rPr>
-                <w:sz w:val="28"/>
-                <w:szCs w:val="28"/>
-              </w:rPr>
-              <w:t>él</w:t>
-            </w:r>
-            <w:proofErr w:type="spellEnd"/>
-            <w:r>
-              <w:rPr>
-                <w:sz w:val="28"/>
-                <w:szCs w:val="28"/>
-              </w:rPr>
-              <w:t xml:space="preserve">. </w:t>
+              <w:t xml:space="preserve">Público objetivo: Qué es, características y cómo llegar a él. </w:t>
             </w:r>
             <w:proofErr w:type="spellStart"/>
             <w:r>
@@ -8303,7 +8273,21 @@
                 <w:sz w:val="28"/>
                 <w:szCs w:val="28"/>
               </w:rPr>
-              <w:t xml:space="preserve">Articulo </w:t>
+              <w:t>Art</w:t>
+            </w:r>
+            <w:r>
+              <w:rPr>
+                <w:sz w:val="28"/>
+                <w:szCs w:val="28"/>
+              </w:rPr>
+              <w:t>í</w:t>
+            </w:r>
+            <w:r>
+              <w:rPr>
+                <w:sz w:val="28"/>
+                <w:szCs w:val="28"/>
+              </w:rPr>
+              <w:t xml:space="preserve">culo </w:t>
             </w:r>
           </w:p>
         </w:tc>
@@ -8404,50 +8388,57 @@
                 <w:sz w:val="28"/>
                 <w:szCs w:val="28"/>
               </w:rPr>
-              <w:t>HubSpot. (2023, octubre 26). 6 ejemplos de</w:t>
+              <w:t xml:space="preserve">HubSpot. (2023, octubre 26). </w:t>
+            </w:r>
+            <w:r>
+              <w:rPr>
+                <w:sz w:val="28"/>
+                <w:szCs w:val="28"/>
+              </w:rPr>
+              <w:t xml:space="preserve">6 ejemplos de </w:t>
             </w:r>
             <w:r>
               <w:rPr>
                 <w:rStyle w:val="Extranjerismo"/>
                 <w:sz w:val="28"/>
                 <w:szCs w:val="28"/>
-                <w:lang w:val="es-419"/>
-              </w:rPr>
-              <w:t xml:space="preserve"> </w:t>
-            </w:r>
-            <w:proofErr w:type="spellStart"/>
-            <w:r>
-              <w:rPr>
-                <w:rStyle w:val="Extranjerismo"/>
+              </w:rPr>
+              <w:t>buyer</w:t>
+            </w:r>
+            <w:r>
+              <w:rPr>
                 <w:sz w:val="28"/>
                 <w:szCs w:val="28"/>
-                <w:lang w:val="es-419"/>
-              </w:rPr>
-              <w:t>buyer</w:t>
-            </w:r>
-            <w:proofErr w:type="spellEnd"/>
+              </w:rPr>
+              <w:t xml:space="preserve"> personas: inspírate y crea</w:t>
+            </w:r>
             <w:r>
               <w:rPr>
                 <w:sz w:val="28"/>
                 <w:szCs w:val="28"/>
               </w:rPr>
-              <w:t xml:space="preserve"> personas para diferentes </w:t>
-            </w:r>
-            <w:proofErr w:type="spellStart"/>
+              <w:t xml:space="preserve"> </w:t>
+            </w:r>
             <w:r>
               <w:rPr>
                 <w:sz w:val="28"/>
                 <w:szCs w:val="28"/>
               </w:rPr>
-              <w:t>empresas</w:t>
-            </w:r>
-            <w:proofErr w:type="spellEnd"/>
+              <w:t>los tuyos con éxito</w:t>
+            </w:r>
             <w:r>
               <w:rPr>
                 <w:sz w:val="28"/>
                 <w:szCs w:val="28"/>
               </w:rPr>
-              <w:t>. Blog de HubSpot.</w:t>
+              <w:t>.</w:t>
+            </w:r>
+            <w:r>
+              <w:rPr>
+                <w:sz w:val="28"/>
+                <w:szCs w:val="28"/>
+              </w:rPr>
+              <w:t xml:space="preserve"> Blog de HubSpot.</w:t>
             </w:r>
           </w:p>
         </w:tc>
@@ -8470,26 +8461,6 @@
               </w:rPr>
               <w:t>Artículo</w:t>
             </w:r>
-          </w:p>
-          <w:p>
-            <w:pPr>
-              <w:pStyle w:val="TextoTablas"/>
-              <w:rPr>
-                <w:rStyle w:val="Hipervnculo"/>
-                <w:sz w:val="28"/>
-                <w:szCs w:val="28"/>
-              </w:rPr>
-            </w:pPr>
-            <w:hyperlink r:id="rId19" w:history="1">
-              <w:r>
-                <w:rPr>
-                  <w:rStyle w:val="Hipervnculo"/>
-                  <w:sz w:val="28"/>
-                  <w:szCs w:val="28"/>
-                </w:rPr>
-                <w:t>https://blog.hubspot.es/marketing/ejemplos-buyer-persona</w:t>
-              </w:r>
-            </w:hyperlink>
           </w:p>
           <w:p>
             <w:pPr>
@@ -8671,39 +8642,7 @@
                 <w:sz w:val="28"/>
                 <w:szCs w:val="28"/>
               </w:rPr>
-              <w:t xml:space="preserve">persona y su importancia </w:t>
-            </w:r>
-            <w:proofErr w:type="spellStart"/>
-            <w:r>
-              <w:rPr>
-                <w:sz w:val="28"/>
-                <w:szCs w:val="28"/>
-              </w:rPr>
-              <w:t>en</w:t>
-            </w:r>
-            <w:proofErr w:type="spellEnd"/>
-            <w:r>
-              <w:rPr>
-                <w:sz w:val="28"/>
-                <w:szCs w:val="28"/>
-              </w:rPr>
-              <w:t xml:space="preserve"> </w:t>
-            </w:r>
-            <w:proofErr w:type="spellStart"/>
-            <w:r>
-              <w:rPr>
-                <w:sz w:val="28"/>
-                <w:szCs w:val="28"/>
-              </w:rPr>
-              <w:t>el</w:t>
-            </w:r>
-            <w:proofErr w:type="spellEnd"/>
-            <w:r>
-              <w:rPr>
-                <w:sz w:val="28"/>
-                <w:szCs w:val="28"/>
-              </w:rPr>
-              <w:t xml:space="preserve"> marketing actual.</w:t>
+              <w:t>persona y su importancia en el marketing actual.</w:t>
             </w:r>
           </w:p>
         </w:tc>
@@ -8835,39 +8774,7 @@
                 <w:sz w:val="28"/>
                 <w:szCs w:val="28"/>
               </w:rPr>
-              <w:t>Parra, A. (s. f.). ¿</w:t>
-            </w:r>
-            <w:proofErr w:type="spellStart"/>
-            <w:r>
-              <w:rPr>
-                <w:sz w:val="28"/>
-                <w:szCs w:val="28"/>
-              </w:rPr>
-              <w:t>Qué</w:t>
-            </w:r>
-            <w:proofErr w:type="spellEnd"/>
-            <w:r>
-              <w:rPr>
-                <w:sz w:val="28"/>
-                <w:szCs w:val="28"/>
-              </w:rPr>
-              <w:t xml:space="preserve"> es la </w:t>
-            </w:r>
-            <w:proofErr w:type="spellStart"/>
-            <w:r>
-              <w:rPr>
-                <w:sz w:val="28"/>
-                <w:szCs w:val="28"/>
-              </w:rPr>
-              <w:t>segmentación</w:t>
-            </w:r>
-            <w:proofErr w:type="spellEnd"/>
-            <w:r>
-              <w:rPr>
-                <w:sz w:val="28"/>
-                <w:szCs w:val="28"/>
-              </w:rPr>
-              <w:t xml:space="preserve"> de mercados? </w:t>
+              <w:t xml:space="preserve">Parra, A. (s. f.). ¿Qué es la segmentación de mercados? </w:t>
             </w:r>
             <w:proofErr w:type="spellStart"/>
             <w:r>
@@ -8971,7 +8878,7 @@
       <w:pPr>
         <w:pStyle w:val="Titulosgenerales"/>
       </w:pPr>
-      <w:bookmarkStart w:id="27" w:name="_Toc208247306"/>
+      <w:bookmarkStart w:id="27" w:name="_Toc209630284"/>
       <w:r>
         <w:lastRenderedPageBreak/>
         <w:t>Referencias bibliográficas</w:t>
@@ -9167,7 +9074,7 @@
         </w:rPr>
         <w:t xml:space="preserve">, 11(21). </w:t>
       </w:r>
-      <w:hyperlink r:id="rId20" w:history="1">
+      <w:hyperlink r:id="rId19" w:history="1">
         <w:r>
           <w:rPr>
             <w:rStyle w:val="Hipervnculo"/>
@@ -9206,18 +9113,36 @@
           <w:sz w:val="28"/>
           <w:szCs w:val="28"/>
         </w:rPr>
-        <w:t xml:space="preserve">Beltrán Mora, M. N., Parrales Carvajal, V. M., &amp; Ledesma Álvarez, G. D. (2019). </w:t>
-      </w:r>
+        <w:t xml:space="preserve">Beltrán Mora, M. N., </w:t>
+      </w:r>
+      <w:r>
+        <w:rPr>
+          <w:rFonts w:asciiTheme="minorHAnsi" w:hAnsiTheme="minorHAnsi" w:cstheme="minorHAnsi"/>
+          <w:sz w:val="28"/>
+          <w:szCs w:val="28"/>
+        </w:rPr>
+        <w:t xml:space="preserve">Parrales Carvajal, V. M., &amp; Ledesma Álvarez, G. D. (2019). El </w:t>
+      </w:r>
+      <w:proofErr w:type="spellStart"/>
       <w:r>
         <w:rPr>
           <w:rStyle w:val="Extranjerismo"/>
           <w:rFonts w:asciiTheme="minorHAnsi" w:hAnsiTheme="minorHAnsi" w:cstheme="minorHAnsi"/>
           <w:sz w:val="28"/>
           <w:szCs w:val="28"/>
-        </w:rPr>
-        <w:t xml:space="preserve">El Buyer Persona </w:t>
-      </w:r>
-      <w:proofErr w:type="spellStart"/>
+          <w:lang w:val="es-CO"/>
+        </w:rPr>
+        <w:t>Buyer</w:t>
+      </w:r>
+      <w:proofErr w:type="spellEnd"/>
+      <w:r>
+        <w:rPr>
+          <w:rFonts w:asciiTheme="minorHAnsi" w:hAnsiTheme="minorHAnsi" w:cstheme="minorHAnsi"/>
+          <w:sz w:val="28"/>
+          <w:szCs w:val="28"/>
+        </w:rPr>
+        <w:t xml:space="preserve"> Persona como factor clave entre las tendencias en gestión empresarial. Revista Científica Mundo de la Investigación y el Conocimiento, 3(3), 659–681.</w:t>
+      </w:r>
       <w:r>
         <w:rPr>
           <w:rStyle w:val="Extranjerismo"/>
@@ -9225,199 +9150,9 @@
           <w:sz w:val="28"/>
           <w:szCs w:val="28"/>
         </w:rPr>
-        <w:t>como</w:t>
-      </w:r>
-      <w:proofErr w:type="spellEnd"/>
-      <w:r>
-        <w:rPr>
-          <w:rStyle w:val="Extranjerismo"/>
-          <w:rFonts w:asciiTheme="minorHAnsi" w:hAnsiTheme="minorHAnsi" w:cstheme="minorHAnsi"/>
-          <w:sz w:val="28"/>
-          <w:szCs w:val="28"/>
-        </w:rPr>
-        <w:t xml:space="preserve"> factor clave entre las </w:t>
-      </w:r>
-      <w:proofErr w:type="spellStart"/>
-      <w:r>
-        <w:rPr>
-          <w:rStyle w:val="Extranjerismo"/>
-          <w:rFonts w:asciiTheme="minorHAnsi" w:hAnsiTheme="minorHAnsi" w:cstheme="minorHAnsi"/>
-          <w:sz w:val="28"/>
-          <w:szCs w:val="28"/>
-        </w:rPr>
-        <w:t>tendencias</w:t>
-      </w:r>
-      <w:proofErr w:type="spellEnd"/>
-      <w:r>
-        <w:rPr>
-          <w:rStyle w:val="Extranjerismo"/>
-          <w:rFonts w:asciiTheme="minorHAnsi" w:hAnsiTheme="minorHAnsi" w:cstheme="minorHAnsi"/>
-          <w:sz w:val="28"/>
-          <w:szCs w:val="28"/>
-        </w:rPr>
         <w:t xml:space="preserve"> </w:t>
       </w:r>
-      <w:proofErr w:type="spellStart"/>
-      <w:r>
-        <w:rPr>
-          <w:rStyle w:val="Extranjerismo"/>
-          <w:rFonts w:asciiTheme="minorHAnsi" w:hAnsiTheme="minorHAnsi" w:cstheme="minorHAnsi"/>
-          <w:sz w:val="28"/>
-          <w:szCs w:val="28"/>
-        </w:rPr>
-        <w:t>en</w:t>
-      </w:r>
-      <w:proofErr w:type="spellEnd"/>
-      <w:r>
-        <w:rPr>
-          <w:rStyle w:val="Extranjerismo"/>
-          <w:rFonts w:asciiTheme="minorHAnsi" w:hAnsiTheme="minorHAnsi" w:cstheme="minorHAnsi"/>
-          <w:sz w:val="28"/>
-          <w:szCs w:val="28"/>
-        </w:rPr>
-        <w:t xml:space="preserve"> </w:t>
-      </w:r>
-      <w:proofErr w:type="spellStart"/>
-      <w:r>
-        <w:rPr>
-          <w:rStyle w:val="Extranjerismo"/>
-          <w:rFonts w:asciiTheme="minorHAnsi" w:hAnsiTheme="minorHAnsi" w:cstheme="minorHAnsi"/>
-          <w:sz w:val="28"/>
-          <w:szCs w:val="28"/>
-        </w:rPr>
-        <w:t>gestión</w:t>
-      </w:r>
-      <w:proofErr w:type="spellEnd"/>
-      <w:r>
-        <w:rPr>
-          <w:rStyle w:val="Extranjerismo"/>
-          <w:rFonts w:asciiTheme="minorHAnsi" w:hAnsiTheme="minorHAnsi" w:cstheme="minorHAnsi"/>
-          <w:sz w:val="28"/>
-          <w:szCs w:val="28"/>
-        </w:rPr>
-        <w:t xml:space="preserve"> </w:t>
-      </w:r>
-      <w:proofErr w:type="spellStart"/>
-      <w:r>
-        <w:rPr>
-          <w:rStyle w:val="Extranjerismo"/>
-          <w:rFonts w:asciiTheme="minorHAnsi" w:hAnsiTheme="minorHAnsi" w:cstheme="minorHAnsi"/>
-          <w:sz w:val="28"/>
-          <w:szCs w:val="28"/>
-        </w:rPr>
-        <w:t>empresarial</w:t>
-      </w:r>
-      <w:proofErr w:type="spellEnd"/>
-      <w:r>
-        <w:rPr>
-          <w:rStyle w:val="Extranjerismo"/>
-          <w:rFonts w:asciiTheme="minorHAnsi" w:hAnsiTheme="minorHAnsi" w:cstheme="minorHAnsi"/>
-          <w:sz w:val="28"/>
-          <w:szCs w:val="28"/>
-        </w:rPr>
-        <w:t xml:space="preserve">. </w:t>
-      </w:r>
-      <w:proofErr w:type="spellStart"/>
-      <w:r>
-        <w:rPr>
-          <w:rStyle w:val="Extranjerismo"/>
-          <w:rFonts w:asciiTheme="minorHAnsi" w:hAnsiTheme="minorHAnsi" w:cstheme="minorHAnsi"/>
-          <w:sz w:val="28"/>
-          <w:szCs w:val="28"/>
-        </w:rPr>
-        <w:t>Revista</w:t>
-      </w:r>
-      <w:proofErr w:type="spellEnd"/>
-      <w:r>
-        <w:rPr>
-          <w:rStyle w:val="Extranjerismo"/>
-          <w:rFonts w:asciiTheme="minorHAnsi" w:hAnsiTheme="minorHAnsi" w:cstheme="minorHAnsi"/>
-          <w:sz w:val="28"/>
-          <w:szCs w:val="28"/>
-        </w:rPr>
-        <w:t xml:space="preserve"> </w:t>
-      </w:r>
-      <w:proofErr w:type="spellStart"/>
-      <w:r>
-        <w:rPr>
-          <w:rStyle w:val="Extranjerismo"/>
-          <w:rFonts w:asciiTheme="minorHAnsi" w:hAnsiTheme="minorHAnsi" w:cstheme="minorHAnsi"/>
-          <w:sz w:val="28"/>
-          <w:szCs w:val="28"/>
-        </w:rPr>
-        <w:t>Científica</w:t>
-      </w:r>
-      <w:proofErr w:type="spellEnd"/>
-      <w:r>
-        <w:rPr>
-          <w:rStyle w:val="Extranjerismo"/>
-          <w:rFonts w:asciiTheme="minorHAnsi" w:hAnsiTheme="minorHAnsi" w:cstheme="minorHAnsi"/>
-          <w:sz w:val="28"/>
-          <w:szCs w:val="28"/>
-        </w:rPr>
-        <w:t xml:space="preserve"> Mundo de la </w:t>
-      </w:r>
-      <w:proofErr w:type="spellStart"/>
-      <w:r>
-        <w:rPr>
-          <w:rStyle w:val="Extranjerismo"/>
-          <w:rFonts w:asciiTheme="minorHAnsi" w:hAnsiTheme="minorHAnsi" w:cstheme="minorHAnsi"/>
-          <w:sz w:val="28"/>
-          <w:szCs w:val="28"/>
-        </w:rPr>
-        <w:t>Investigación</w:t>
-      </w:r>
-      <w:proofErr w:type="spellEnd"/>
-      <w:r>
-        <w:rPr>
-          <w:rStyle w:val="Extranjerismo"/>
-          <w:rFonts w:asciiTheme="minorHAnsi" w:hAnsiTheme="minorHAnsi" w:cstheme="minorHAnsi"/>
-          <w:sz w:val="28"/>
-          <w:szCs w:val="28"/>
-        </w:rPr>
-        <w:t xml:space="preserve"> y </w:t>
-      </w:r>
-      <w:proofErr w:type="spellStart"/>
-      <w:r>
-        <w:rPr>
-          <w:rStyle w:val="Extranjerismo"/>
-          <w:rFonts w:asciiTheme="minorHAnsi" w:hAnsiTheme="minorHAnsi" w:cstheme="minorHAnsi"/>
-          <w:sz w:val="28"/>
-          <w:szCs w:val="28"/>
-        </w:rPr>
-        <w:t>el</w:t>
-      </w:r>
-      <w:proofErr w:type="spellEnd"/>
-      <w:r>
-        <w:rPr>
-          <w:rStyle w:val="Extranjerismo"/>
-          <w:rFonts w:asciiTheme="minorHAnsi" w:hAnsiTheme="minorHAnsi" w:cstheme="minorHAnsi"/>
-          <w:sz w:val="28"/>
-          <w:szCs w:val="28"/>
-        </w:rPr>
-        <w:t xml:space="preserve"> </w:t>
-      </w:r>
-      <w:proofErr w:type="spellStart"/>
-      <w:r>
-        <w:rPr>
-          <w:rStyle w:val="Extranjerismo"/>
-          <w:rFonts w:asciiTheme="minorHAnsi" w:hAnsiTheme="minorHAnsi" w:cstheme="minorHAnsi"/>
-          <w:sz w:val="28"/>
-          <w:szCs w:val="28"/>
-        </w:rPr>
-        <w:t>Conocimiento</w:t>
-      </w:r>
-      <w:proofErr w:type="spellEnd"/>
-      <w:r>
-        <w:rPr>
-          <w:rStyle w:val="Extranjerismo"/>
-          <w:rFonts w:asciiTheme="minorHAnsi" w:hAnsiTheme="minorHAnsi" w:cstheme="minorHAnsi"/>
-          <w:sz w:val="28"/>
-          <w:szCs w:val="28"/>
-        </w:rPr>
-        <w:t xml:space="preserve">, 3(3), 659–681. </w:t>
-      </w:r>
-      <w:hyperlink r:id="rId21" w:history="1">
+      <w:hyperlink r:id="rId20" w:history="1">
         <w:r>
           <w:rPr>
             <w:rStyle w:val="Hipervnculo"/>
@@ -9484,220 +9219,120 @@
           <w:sz w:val="28"/>
           <w:szCs w:val="28"/>
         </w:rPr>
-        <w:t xml:space="preserve">, M. A. (2021). </w:t>
-      </w:r>
+        <w:t xml:space="preserve">, </w:t>
+      </w:r>
+      <w:r>
+        <w:rPr>
+          <w:rFonts w:asciiTheme="minorHAnsi" w:hAnsiTheme="minorHAnsi" w:cstheme="minorHAnsi"/>
+          <w:sz w:val="28"/>
+          <w:szCs w:val="28"/>
+        </w:rPr>
+        <w:t xml:space="preserve">M. A. (2021). El </w:t>
+      </w:r>
+      <w:proofErr w:type="spellStart"/>
       <w:r>
         <w:rPr>
           <w:rStyle w:val="Extranjerismo"/>
           <w:rFonts w:asciiTheme="minorHAnsi" w:hAnsiTheme="minorHAnsi" w:cstheme="minorHAnsi"/>
           <w:sz w:val="28"/>
           <w:szCs w:val="28"/>
-        </w:rPr>
-        <w:t xml:space="preserve">El Buyer Persona, una </w:t>
-      </w:r>
-      <w:proofErr w:type="spellStart"/>
+          <w:lang w:val="es-CO"/>
+        </w:rPr>
+        <w:t>Buyer</w:t>
+      </w:r>
+      <w:proofErr w:type="spellEnd"/>
+      <w:r>
+        <w:rPr>
+          <w:rFonts w:asciiTheme="minorHAnsi" w:hAnsiTheme="minorHAnsi" w:cstheme="minorHAnsi"/>
+          <w:sz w:val="28"/>
+          <w:szCs w:val="28"/>
+        </w:rPr>
+        <w:t xml:space="preserve"> Persona, una estrategia de </w:t>
+      </w:r>
       <w:r>
         <w:rPr>
           <w:rStyle w:val="Extranjerismo"/>
           <w:rFonts w:asciiTheme="minorHAnsi" w:hAnsiTheme="minorHAnsi" w:cstheme="minorHAnsi"/>
           <w:sz w:val="28"/>
           <w:szCs w:val="28"/>
-        </w:rPr>
-        <w:t>estrategia</w:t>
-      </w:r>
-      <w:proofErr w:type="spellEnd"/>
-      <w:r>
-        <w:rPr>
-          <w:rStyle w:val="Extranjerismo"/>
+          <w:lang w:val="es-CO"/>
+        </w:rPr>
+        <w:t>marketing</w:t>
+      </w:r>
+      <w:r>
+        <w:rPr>
           <w:rFonts w:asciiTheme="minorHAnsi" w:hAnsiTheme="minorHAnsi" w:cstheme="minorHAnsi"/>
           <w:sz w:val="28"/>
           <w:szCs w:val="28"/>
         </w:rPr>
-        <w:t xml:space="preserve"> de marketing digital para las </w:t>
-      </w:r>
-      <w:proofErr w:type="spellStart"/>
-      <w:r>
-        <w:rPr>
-          <w:rStyle w:val="Extranjerismo"/>
+        <w:t xml:space="preserve"> digital para las MiPymes del sector turístico de Tungurahua [Tesis de grado, Universidad Técnica de Ambato]. Repositorio UTA. </w:t>
+      </w:r>
+      <w:hyperlink r:id="rId21" w:history="1">
+        <w:r>
+          <w:rPr>
+            <w:rStyle w:val="Hipervnculo"/>
+            <w:rFonts w:asciiTheme="minorHAnsi" w:hAnsiTheme="minorHAnsi" w:cstheme="minorHAnsi"/>
+            <w:sz w:val="28"/>
+            <w:szCs w:val="28"/>
+          </w:rPr>
+          <w:t>https://repositorio.uta.edu.ec/server/api/core/bitstreams/8746bc51-5511-4408-bfa4-5f1aab99f1f4/content</w:t>
+        </w:r>
+      </w:hyperlink>
+    </w:p>
+    <w:p>
+      <w:pPr>
+        <w:pStyle w:val="Normal0"/>
+        <w:ind w:firstLine="708"/>
+        <w:rPr>
           <w:rFonts w:asciiTheme="minorHAnsi" w:hAnsiTheme="minorHAnsi" w:cstheme="minorHAnsi"/>
           <w:sz w:val="28"/>
           <w:szCs w:val="28"/>
         </w:rPr>
-        <w:t>MiPymes</w:t>
-      </w:r>
-      <w:proofErr w:type="spellEnd"/>
-      <w:r>
-        <w:rPr>
-          <w:rStyle w:val="Extranjerismo"/>
+      </w:pPr>
+    </w:p>
+    <w:p>
+      <w:pPr>
+        <w:pStyle w:val="Normal0"/>
+        <w:ind w:firstLine="708"/>
+        <w:rPr>
           <w:rFonts w:asciiTheme="minorHAnsi" w:hAnsiTheme="minorHAnsi" w:cstheme="minorHAnsi"/>
           <w:sz w:val="28"/>
           <w:szCs w:val="28"/>
         </w:rPr>
-        <w:t xml:space="preserve"> del sector </w:t>
-      </w:r>
-      <w:proofErr w:type="spellStart"/>
-      <w:r>
-        <w:rPr>
-          <w:rStyle w:val="Extranjerismo"/>
+      </w:pPr>
+      <w:r>
+        <w:rPr>
           <w:rFonts w:asciiTheme="minorHAnsi" w:hAnsiTheme="minorHAnsi" w:cstheme="minorHAnsi"/>
           <w:sz w:val="28"/>
           <w:szCs w:val="28"/>
         </w:rPr>
-        <w:t>turístico</w:t>
-      </w:r>
-      <w:proofErr w:type="spellEnd"/>
-      <w:r>
-        <w:rPr>
-          <w:rStyle w:val="Extranjerismo"/>
+        <w:t xml:space="preserve">Fernández </w:t>
+      </w:r>
+      <w:proofErr w:type="spellStart"/>
+      <w:r>
+        <w:rPr>
           <w:rFonts w:asciiTheme="minorHAnsi" w:hAnsiTheme="minorHAnsi" w:cstheme="minorHAnsi"/>
           <w:sz w:val="28"/>
           <w:szCs w:val="28"/>
         </w:rPr>
-        <w:t xml:space="preserve"> de Tungurahua [</w:t>
-      </w:r>
-      <w:proofErr w:type="spellStart"/>
-      <w:r>
-        <w:rPr>
-          <w:rStyle w:val="Extranjerismo"/>
+        <w:t>Valiñas</w:t>
+      </w:r>
+      <w:proofErr w:type="spellEnd"/>
+      <w:r>
+        <w:rPr>
           <w:rFonts w:asciiTheme="minorHAnsi" w:hAnsiTheme="minorHAnsi" w:cstheme="minorHAnsi"/>
           <w:sz w:val="28"/>
           <w:szCs w:val="28"/>
         </w:rPr>
-        <w:t>Tesis</w:t>
-      </w:r>
-      <w:proofErr w:type="spellEnd"/>
-      <w:r>
-        <w:rPr>
-          <w:rStyle w:val="Extranjerismo"/>
+        <w:t>, R. (2009). Segmentación de mercados. McGraw-Hill Interamericana</w:t>
+      </w:r>
+      <w:r>
+        <w:rPr>
           <w:rFonts w:asciiTheme="minorHAnsi" w:hAnsiTheme="minorHAnsi" w:cstheme="minorHAnsi"/>
           <w:sz w:val="28"/>
           <w:szCs w:val="28"/>
         </w:rPr>
-        <w:t xml:space="preserve"> de </w:t>
-      </w:r>
-      <w:proofErr w:type="spellStart"/>
-      <w:r>
-        <w:rPr>
-          <w:rStyle w:val="Extranjerismo"/>
-          <w:rFonts w:asciiTheme="minorHAnsi" w:hAnsiTheme="minorHAnsi" w:cstheme="minorHAnsi"/>
-          <w:sz w:val="28"/>
-          <w:szCs w:val="28"/>
-        </w:rPr>
-        <w:t>grado</w:t>
-      </w:r>
-      <w:proofErr w:type="spellEnd"/>
-      <w:r>
-        <w:rPr>
-          <w:rStyle w:val="Extranjerismo"/>
-          <w:rFonts w:asciiTheme="minorHAnsi" w:hAnsiTheme="minorHAnsi" w:cstheme="minorHAnsi"/>
-          <w:sz w:val="28"/>
-          <w:szCs w:val="28"/>
-        </w:rPr>
-        <w:t xml:space="preserve">, Universidad Técnica de Ambato]. </w:t>
-      </w:r>
-      <w:proofErr w:type="spellStart"/>
-      <w:r>
-        <w:rPr>
-          <w:rStyle w:val="Extranjerismo"/>
-          <w:rFonts w:asciiTheme="minorHAnsi" w:hAnsiTheme="minorHAnsi" w:cstheme="minorHAnsi"/>
-          <w:sz w:val="28"/>
-          <w:szCs w:val="28"/>
-        </w:rPr>
-        <w:t>Repositorio</w:t>
-      </w:r>
-      <w:proofErr w:type="spellEnd"/>
-      <w:r>
-        <w:rPr>
-          <w:rStyle w:val="Extranjerismo"/>
-          <w:rFonts w:asciiTheme="minorHAnsi" w:hAnsiTheme="minorHAnsi" w:cstheme="minorHAnsi"/>
-          <w:sz w:val="28"/>
-          <w:szCs w:val="28"/>
-        </w:rPr>
-        <w:t xml:space="preserve"> UTA</w:t>
-      </w:r>
-      <w:r>
-        <w:rPr>
-          <w:rFonts w:asciiTheme="minorHAnsi" w:hAnsiTheme="minorHAnsi" w:cstheme="minorHAnsi"/>
-          <w:sz w:val="28"/>
-          <w:szCs w:val="28"/>
-        </w:rPr>
         <w:t xml:space="preserve">. </w:t>
-      </w:r>
-    </w:p>
-    <w:p>
-      <w:pPr>
-        <w:pStyle w:val="Normal0"/>
-        <w:ind w:firstLine="708"/>
-        <w:rPr>
-          <w:rFonts w:asciiTheme="minorHAnsi" w:hAnsiTheme="minorHAnsi" w:cstheme="minorHAnsi"/>
-          <w:sz w:val="28"/>
-          <w:szCs w:val="28"/>
-        </w:rPr>
-      </w:pPr>
-    </w:p>
-    <w:p>
-      <w:pPr>
-        <w:pStyle w:val="Normal0"/>
-        <w:ind w:firstLine="708"/>
-        <w:rPr>
-          <w:rFonts w:asciiTheme="minorHAnsi" w:hAnsiTheme="minorHAnsi" w:cstheme="minorHAnsi"/>
-          <w:sz w:val="28"/>
-          <w:szCs w:val="28"/>
-        </w:rPr>
-      </w:pPr>
-      <w:r>
-        <w:rPr>
-          <w:rFonts w:asciiTheme="minorHAnsi" w:hAnsiTheme="minorHAnsi" w:cstheme="minorHAnsi"/>
-          <w:sz w:val="28"/>
-          <w:szCs w:val="28"/>
-        </w:rPr>
-        <w:t xml:space="preserve">Fernández </w:t>
-      </w:r>
-      <w:proofErr w:type="spellStart"/>
-      <w:r>
-        <w:rPr>
-          <w:rFonts w:asciiTheme="minorHAnsi" w:hAnsiTheme="minorHAnsi" w:cstheme="minorHAnsi"/>
-          <w:sz w:val="28"/>
-          <w:szCs w:val="28"/>
-        </w:rPr>
-        <w:t>Valiñas</w:t>
-      </w:r>
-      <w:proofErr w:type="spellEnd"/>
-      <w:r>
-        <w:rPr>
-          <w:rFonts w:asciiTheme="minorHAnsi" w:hAnsiTheme="minorHAnsi" w:cstheme="minorHAnsi"/>
-          <w:sz w:val="28"/>
-          <w:szCs w:val="28"/>
-        </w:rPr>
-        <w:t xml:space="preserve">, R. (2009). </w:t>
-      </w:r>
-      <w:proofErr w:type="spellStart"/>
-      <w:r>
-        <w:rPr>
-          <w:rStyle w:val="Extranjerismo"/>
-          <w:rFonts w:asciiTheme="minorHAnsi" w:hAnsiTheme="minorHAnsi" w:cstheme="minorHAnsi"/>
-          <w:sz w:val="28"/>
-          <w:szCs w:val="28"/>
-        </w:rPr>
-        <w:t>Segmentación</w:t>
-      </w:r>
-      <w:proofErr w:type="spellEnd"/>
-      <w:r>
-        <w:rPr>
-          <w:rStyle w:val="Extranjerismo"/>
-          <w:rFonts w:asciiTheme="minorHAnsi" w:hAnsiTheme="minorHAnsi" w:cstheme="minorHAnsi"/>
-          <w:sz w:val="28"/>
-          <w:szCs w:val="28"/>
-        </w:rPr>
-        <w:t xml:space="preserve"> de mercados. </w:t>
-      </w:r>
-      <w:r>
-        <w:rPr>
-          <w:rFonts w:asciiTheme="minorHAnsi" w:hAnsiTheme="minorHAnsi" w:cstheme="minorHAnsi"/>
-          <w:sz w:val="28"/>
-          <w:szCs w:val="28"/>
-        </w:rPr>
-        <w:t xml:space="preserve">McGraw-Hill Interamericana. </w:t>
       </w:r>
       <w:hyperlink r:id="rId22" w:history="1">
         <w:r>
@@ -9740,53 +9375,21 @@
         </w:rPr>
         <w:t xml:space="preserve">Universidad Nacional Autónoma de Nicaragua. (2022). </w:t>
       </w:r>
-      <w:proofErr w:type="spellStart"/>
-      <w:r>
-        <w:rPr>
-          <w:rStyle w:val="Extranjerismo"/>
+      <w:r>
+        <w:rPr>
           <w:rFonts w:asciiTheme="minorHAnsi" w:hAnsiTheme="minorHAnsi" w:cstheme="minorHAnsi"/>
           <w:sz w:val="28"/>
           <w:szCs w:val="28"/>
         </w:rPr>
-        <w:t>Segmentación</w:t>
-      </w:r>
-      <w:proofErr w:type="spellEnd"/>
-      <w:r>
-        <w:rPr>
-          <w:rStyle w:val="Extranjerismo"/>
+        <w:t>Segmentación de mercado [Seminario de graduación]. Repositorio UNAN.</w:t>
+      </w:r>
+      <w:r>
+        <w:rPr>
           <w:rFonts w:asciiTheme="minorHAnsi" w:hAnsiTheme="minorHAnsi" w:cstheme="minorHAnsi"/>
           <w:sz w:val="28"/>
           <w:szCs w:val="28"/>
         </w:rPr>
-        <w:t xml:space="preserve"> de mercado [Seminario de </w:t>
-      </w:r>
-      <w:proofErr w:type="spellStart"/>
-      <w:r>
-        <w:rPr>
-          <w:rStyle w:val="Extranjerismo"/>
-          <w:rFonts w:asciiTheme="minorHAnsi" w:hAnsiTheme="minorHAnsi" w:cstheme="minorHAnsi"/>
-          <w:sz w:val="28"/>
-          <w:szCs w:val="28"/>
-        </w:rPr>
-        <w:t>graduación</w:t>
-      </w:r>
-      <w:proofErr w:type="spellEnd"/>
-      <w:r>
-        <w:rPr>
-          <w:rStyle w:val="Extranjerismo"/>
-          <w:rFonts w:asciiTheme="minorHAnsi" w:hAnsiTheme="minorHAnsi" w:cstheme="minorHAnsi"/>
-          <w:sz w:val="28"/>
-          <w:szCs w:val="28"/>
-        </w:rPr>
-        <w:t>]</w:t>
-      </w:r>
-      <w:r>
-        <w:rPr>
-          <w:rFonts w:asciiTheme="minorHAnsi" w:hAnsiTheme="minorHAnsi" w:cstheme="minorHAnsi"/>
-          <w:sz w:val="28"/>
-          <w:szCs w:val="28"/>
-        </w:rPr>
-        <w:t xml:space="preserve">. Repositorio UNAN. </w:t>
+        <w:t xml:space="preserve"> </w:t>
       </w:r>
       <w:hyperlink r:id="rId23" w:history="1">
         <w:r>
@@ -9881,7 +9484,7 @@
       <w:pPr>
         <w:pStyle w:val="Titulosgenerales"/>
       </w:pPr>
-      <w:bookmarkStart w:id="28" w:name="_Toc208247307"/>
+      <w:bookmarkStart w:id="28" w:name="_Toc209630285"/>
       <w:r>
         <w:lastRenderedPageBreak/>
         <w:t>C</w:t>
@@ -18654,54 +18257,27 @@
 </file>
 
 <file path=customXml/item1.xml><?xml version="1.0" encoding="utf-8"?>
-<b:Sources xmlns:b="http://schemas.openxmlformats.org/officeDocument/2006/bibliography" xmlns="http://schemas.openxmlformats.org/officeDocument/2006/bibliography" SelectedStyle="\APASixthEditionOfficeOnline.xsl" StyleName="APA" Version="6"/>
-</file>
-
-<file path=customXml/item2.xml><?xml version="1.0" encoding="utf-8"?>
-<p:properties xmlns:p="http://schemas.microsoft.com/office/2006/metadata/properties" xmlns:xsi="http://www.w3.org/2001/XMLSchema-instance" xmlns:pc="http://schemas.microsoft.com/office/infopath/2007/PartnerControls">
-  <documentManagement>
-    <TaxCatchAll xmlns="cb45339b-ced9-4d0d-8f64-77573914d53b"/>
-    <lcf76f155ced4ddcb4097134ff3c332f xmlns="43a3ca16-9c26-4813-b83f-4aec9927b43f">
-      <Terms xmlns="http://schemas.microsoft.com/office/infopath/2007/PartnerControls"/>
-    </lcf76f155ced4ddcb4097134ff3c332f>
-  </documentManagement>
-</p:properties>
-</file>
-
-<file path=customXml/item3.xml><?xml version="1.0" encoding="utf-8"?>
-<?mso-contentType ?>
-<FormTemplates xmlns="http://schemas.microsoft.com/sharepoint/v3/contenttype/forms">
-  <Display>DocumentLibraryForm</Display>
-  <Edit>DocumentLibraryForm</Edit>
-  <New>DocumentLibraryForm</New>
-</FormTemplates>
-</file>
-
-<file path=customXml/item4.xml><?xml version="1.0" encoding="utf-8"?>
-<ct:contentTypeSchema xmlns:ct="http://schemas.microsoft.com/office/2006/metadata/contentType" xmlns:ma="http://schemas.microsoft.com/office/2006/metadata/properties/metaAttributes" ct:_="" ma:_="" ma:contentTypeName="Documento" ma:contentTypeID="0x01010049282E1EDBE9234EA9E6D38F720E265F" ma:contentTypeVersion="15" ma:contentTypeDescription="Crear nuevo documento." ma:contentTypeScope="" ma:versionID="b31c7aa9eaf043a08b87120b3c4916e3">
-  <xsd:schema xmlns:xsd="http://www.w3.org/2001/XMLSchema" xmlns:xs="http://www.w3.org/2001/XMLSchema" xmlns:p="http://schemas.microsoft.com/office/2006/metadata/properties" xmlns:ns2="cb45339b-ced9-4d0d-8f64-77573914d53b" xmlns:ns3="43a3ca16-9c26-4813-b83f-4aec9927b43f" targetNamespace="http://schemas.microsoft.com/office/2006/metadata/properties" ma:root="true" ma:fieldsID="3533d065b04d75c457075bc55f1f5315" ns2:_="" ns3:_="">
-    <xsd:import namespace="cb45339b-ced9-4d0d-8f64-77573914d53b"/>
-    <xsd:import namespace="43a3ca16-9c26-4813-b83f-4aec9927b43f"/>
+<ct:contentTypeSchema xmlns:ct="http://schemas.microsoft.com/office/2006/metadata/contentType" xmlns:ma="http://schemas.microsoft.com/office/2006/metadata/properties/metaAttributes" ct:_="" ma:_="" ma:contentTypeName="Documento" ma:contentTypeID="0x010100FC2B1768DD5A774EB396CCAB0DE361C1" ma:contentTypeVersion="12" ma:contentTypeDescription="Crear nuevo documento." ma:contentTypeScope="" ma:versionID="73bbb3c317121ea3087ce0564dba81cf">
+  <xsd:schema xmlns:xsd="http://www.w3.org/2001/XMLSchema" xmlns:xs="http://www.w3.org/2001/XMLSchema" xmlns:p="http://schemas.microsoft.com/office/2006/metadata/properties" xmlns:ns2="a70d3c18-0869-45a1-9f75-4b4b8f0f32be" xmlns:ns3="adccf511-daff-4bcb-9072-914cedbf4c7e" targetNamespace="http://schemas.microsoft.com/office/2006/metadata/properties" ma:root="true" ma:fieldsID="89b5199a66abea40ca7ec6b263fc5e35" ns2:_="" ns3:_="">
+    <xsd:import namespace="a70d3c18-0869-45a1-9f75-4b4b8f0f32be"/>
+    <xsd:import namespace="adccf511-daff-4bcb-9072-914cedbf4c7e"/>
     <xsd:element name="properties">
       <xsd:complexType>
         <xsd:sequence>
           <xsd:element name="documentManagement">
             <xsd:complexType>
               <xsd:all>
-                <xsd:element ref="ns2:SharedWithUsers" minOccurs="0"/>
-                <xsd:element ref="ns2:SharedWithDetails" minOccurs="0"/>
-                <xsd:element ref="ns3:MediaServiceMetadata" minOccurs="0"/>
-                <xsd:element ref="ns3:MediaServiceFastMetadata" minOccurs="0"/>
-                <xsd:element ref="ns3:MediaServiceDateTaken" minOccurs="0"/>
-                <xsd:element ref="ns3:MediaServiceObjectDetectorVersions" minOccurs="0"/>
-                <xsd:element ref="ns3:MediaLengthInSeconds" minOccurs="0"/>
-                <xsd:element ref="ns3:MediaServiceLocation" minOccurs="0"/>
-                <xsd:element ref="ns3:MediaServiceGenerationTime" minOccurs="0"/>
-                <xsd:element ref="ns3:MediaServiceEventHashCode" minOccurs="0"/>
-                <xsd:element ref="ns3:lcf76f155ced4ddcb4097134ff3c332f" minOccurs="0"/>
-                <xsd:element ref="ns2:TaxCatchAll" minOccurs="0"/>
-                <xsd:element ref="ns3:MediaServiceOCR" minOccurs="0"/>
-                <xsd:element ref="ns3:MediaServiceSearchProperties" minOccurs="0"/>
+                <xsd:element ref="ns2:MediaServiceMetadata" minOccurs="0"/>
+                <xsd:element ref="ns2:MediaServiceFastMetadata" minOccurs="0"/>
+                <xsd:element ref="ns2:MediaServiceSearchProperties" minOccurs="0"/>
+                <xsd:element ref="ns2:MediaServiceDateTaken" minOccurs="0"/>
+                <xsd:element ref="ns2:MediaServiceGenerationTime" minOccurs="0"/>
+                <xsd:element ref="ns2:MediaServiceEventHashCode" minOccurs="0"/>
+                <xsd:element ref="ns2:MediaLengthInSeconds" minOccurs="0"/>
+                <xsd:element ref="ns2:lcf76f155ced4ddcb4097134ff3c332f" minOccurs="0"/>
+                <xsd:element ref="ns3:TaxCatchAll" minOccurs="0"/>
+                <xsd:element ref="ns2:MediaServiceOCR" minOccurs="0"/>
+                <xsd:element ref="ns2:MediaServiceBillingMetadata" minOccurs="0"/>
               </xsd:all>
             </xsd:complexType>
           </xsd:element>
@@ -18709,36 +18285,68 @@
       </xsd:complexType>
     </xsd:element>
   </xsd:schema>
-  <xsd:schema xmlns:xsd="http://www.w3.org/2001/XMLSchema" xmlns:xs="http://www.w3.org/2001/XMLSchema" xmlns:dms="http://schemas.microsoft.com/office/2006/documentManagement/types" xmlns:pc="http://schemas.microsoft.com/office/infopath/2007/PartnerControls" targetNamespace="cb45339b-ced9-4d0d-8f64-77573914d53b" elementFormDefault="qualified">
+  <xsd:schema xmlns:xsd="http://www.w3.org/2001/XMLSchema" xmlns:xs="http://www.w3.org/2001/XMLSchema" xmlns:dms="http://schemas.microsoft.com/office/2006/documentManagement/types" xmlns:pc="http://schemas.microsoft.com/office/infopath/2007/PartnerControls" targetNamespace="a70d3c18-0869-45a1-9f75-4b4b8f0f32be" elementFormDefault="qualified">
     <xsd:import namespace="http://schemas.microsoft.com/office/2006/documentManagement/types"/>
     <xsd:import namespace="http://schemas.microsoft.com/office/infopath/2007/PartnerControls"/>
-    <xsd:element name="SharedWithUsers" ma:index="8" nillable="true" ma:displayName="Compartido con" ma:internalName="SharedWithUsers" ma:readOnly="true">
+    <xsd:element name="MediaServiceMetadata" ma:index="8" nillable="true" ma:displayName="MediaServiceMetadata" ma:hidden="true" ma:internalName="MediaServiceMetadata" ma:readOnly="true">
+      <xsd:simpleType>
+        <xsd:restriction base="dms:Note"/>
+      </xsd:simpleType>
+    </xsd:element>
+    <xsd:element name="MediaServiceFastMetadata" ma:index="9" nillable="true" ma:displayName="MediaServiceFastMetadata" ma:hidden="true" ma:internalName="MediaServiceFastMetadata" ma:readOnly="true">
+      <xsd:simpleType>
+        <xsd:restriction base="dms:Note"/>
+      </xsd:simpleType>
+    </xsd:element>
+    <xsd:element name="MediaServiceSearchProperties" ma:index="10" nillable="true" ma:displayName="MediaServiceSearchProperties" ma:hidden="true" ma:internalName="MediaServiceSearchProperties" ma:readOnly="true">
+      <xsd:simpleType>
+        <xsd:restriction base="dms:Note"/>
+      </xsd:simpleType>
+    </xsd:element>
+    <xsd:element name="MediaServiceDateTaken" ma:index="11" nillable="true" ma:displayName="MediaServiceDateTaken" ma:hidden="true" ma:indexed="true" ma:internalName="MediaServiceDateTaken" ma:readOnly="true">
+      <xsd:simpleType>
+        <xsd:restriction base="dms:Text"/>
+      </xsd:simpleType>
+    </xsd:element>
+    <xsd:element name="MediaServiceGenerationTime" ma:index="12" nillable="true" ma:displayName="MediaServiceGenerationTime" ma:hidden="true" ma:internalName="MediaServiceGenerationTime" ma:readOnly="true">
+      <xsd:simpleType>
+        <xsd:restriction base="dms:Text"/>
+      </xsd:simpleType>
+    </xsd:element>
+    <xsd:element name="MediaServiceEventHashCode" ma:index="13" nillable="true" ma:displayName="MediaServiceEventHashCode" ma:hidden="true" ma:internalName="MediaServiceEventHashCode" ma:readOnly="true">
+      <xsd:simpleType>
+        <xsd:restriction base="dms:Text"/>
+      </xsd:simpleType>
+    </xsd:element>
+    <xsd:element name="MediaLengthInSeconds" ma:index="14" nillable="true" ma:displayName="MediaLengthInSeconds" ma:hidden="true" ma:internalName="MediaLengthInSeconds" ma:readOnly="true">
+      <xsd:simpleType>
+        <xsd:restriction base="dms:Unknown"/>
+      </xsd:simpleType>
+    </xsd:element>
+    <xsd:element name="lcf76f155ced4ddcb4097134ff3c332f" ma:index="16" nillable="true" ma:taxonomy="true" ma:internalName="lcf76f155ced4ddcb4097134ff3c332f" ma:taxonomyFieldName="MediaServiceImageTags" ma:displayName="Etiquetas de imagen" ma:readOnly="false" ma:fieldId="{5cf76f15-5ced-4ddc-b409-7134ff3c332f}" ma:taxonomyMulti="true" ma:sspId="d33c8c81-5745-4931-bcc4-c2aeafe86780" ma:termSetId="09814cd3-568e-fe90-9814-8d621ff8fb84" ma:anchorId="fba54fb3-c3e1-fe81-a776-ca4b69148c4d" ma:open="true" ma:isKeyword="false">
       <xsd:complexType>
-        <xsd:complexContent>
-          <xsd:extension base="dms:UserMulti">
-            <xsd:sequence>
-              <xsd:element name="UserInfo" minOccurs="0" maxOccurs="unbounded">
-                <xsd:complexType>
-                  <xsd:sequence>
-                    <xsd:element name="DisplayName" type="xsd:string" minOccurs="0"/>
-                    <xsd:element name="AccountId" type="dms:UserId" minOccurs="0" nillable="true"/>
-                    <xsd:element name="AccountType" type="xsd:string" minOccurs="0"/>
-                  </xsd:sequence>
-                </xsd:complexType>
-              </xsd:element>
-            </xsd:sequence>
-          </xsd:extension>
-        </xsd:complexContent>
+        <xsd:sequence>
+          <xsd:element ref="pc:Terms" minOccurs="0" maxOccurs="1"/>
+        </xsd:sequence>
       </xsd:complexType>
     </xsd:element>
-    <xsd:element name="SharedWithDetails" ma:index="9" nillable="true" ma:displayName="Detalles de uso compartido" ma:internalName="SharedWithDetails" ma:readOnly="true">
+    <xsd:element name="MediaServiceOCR" ma:index="18" nillable="true" ma:displayName="Extracted Text" ma:internalName="MediaServiceOCR" ma:readOnly="true">
       <xsd:simpleType>
         <xsd:restriction base="dms:Note">
           <xsd:maxLength value="255"/>
         </xsd:restriction>
       </xsd:simpleType>
     </xsd:element>
-    <xsd:element name="TaxCatchAll" ma:index="20" nillable="true" ma:displayName="Taxonomy Catch All Column" ma:hidden="true" ma:list="{2f40a149-578b-41a1-8845-c88bc1831770}" ma:internalName="TaxCatchAll" ma:showField="CatchAllData" ma:web="cb45339b-ced9-4d0d-8f64-77573914d53b">
+    <xsd:element name="MediaServiceBillingMetadata" ma:index="19" nillable="true" ma:displayName="MediaServiceBillingMetadata" ma:hidden="true" ma:internalName="MediaServiceBillingMetadata" ma:readOnly="true">
+      <xsd:simpleType>
+        <xsd:restriction base="dms:Note"/>
+      </xsd:simpleType>
+    </xsd:element>
+  </xsd:schema>
+  <xsd:schema xmlns:xsd="http://www.w3.org/2001/XMLSchema" xmlns:xs="http://www.w3.org/2001/XMLSchema" xmlns:dms="http://schemas.microsoft.com/office/2006/documentManagement/types" xmlns:pc="http://schemas.microsoft.com/office/infopath/2007/PartnerControls" targetNamespace="adccf511-daff-4bcb-9072-914cedbf4c7e" elementFormDefault="qualified">
+    <xsd:import namespace="http://schemas.microsoft.com/office/2006/documentManagement/types"/>
+    <xsd:import namespace="http://schemas.microsoft.com/office/infopath/2007/PartnerControls"/>
+    <xsd:element name="TaxCatchAll" ma:index="17" nillable="true" ma:displayName="Taxonomy Catch All Column" ma:hidden="true" ma:list="{d55fdbc5-1632-489d-aeea-ba6fd7407963}" ma:internalName="TaxCatchAll" ma:showField="CatchAllData" ma:web="adccf511-daff-4bcb-9072-914cedbf4c7e">
       <xsd:complexType>
         <xsd:complexContent>
           <xsd:extension base="dms:MultiChoiceLookup">
@@ -18748,69 +18356,6 @@
           </xsd:extension>
         </xsd:complexContent>
       </xsd:complexType>
-    </xsd:element>
-  </xsd:schema>
-  <xsd:schema xmlns:xsd="http://www.w3.org/2001/XMLSchema" xmlns:xs="http://www.w3.org/2001/XMLSchema" xmlns:dms="http://schemas.microsoft.com/office/2006/documentManagement/types" xmlns:pc="http://schemas.microsoft.com/office/infopath/2007/PartnerControls" targetNamespace="43a3ca16-9c26-4813-b83f-4aec9927b43f" elementFormDefault="qualified">
-    <xsd:import namespace="http://schemas.microsoft.com/office/2006/documentManagement/types"/>
-    <xsd:import namespace="http://schemas.microsoft.com/office/infopath/2007/PartnerControls"/>
-    <xsd:element name="MediaServiceMetadata" ma:index="10" nillable="true" ma:displayName="MediaServiceMetadata" ma:hidden="true" ma:internalName="MediaServiceMetadata" ma:readOnly="true">
-      <xsd:simpleType>
-        <xsd:restriction base="dms:Note"/>
-      </xsd:simpleType>
-    </xsd:element>
-    <xsd:element name="MediaServiceFastMetadata" ma:index="11" nillable="true" ma:displayName="MediaServiceFastMetadata" ma:hidden="true" ma:internalName="MediaServiceFastMetadata" ma:readOnly="true">
-      <xsd:simpleType>
-        <xsd:restriction base="dms:Note"/>
-      </xsd:simpleType>
-    </xsd:element>
-    <xsd:element name="MediaServiceDateTaken" ma:index="12" nillable="true" ma:displayName="MediaServiceDateTaken" ma:hidden="true" ma:indexed="true" ma:internalName="MediaServiceDateTaken" ma:readOnly="true">
-      <xsd:simpleType>
-        <xsd:restriction base="dms:Text"/>
-      </xsd:simpleType>
-    </xsd:element>
-    <xsd:element name="MediaServiceObjectDetectorVersions" ma:index="13" nillable="true" ma:displayName="MediaServiceObjectDetectorVersions" ma:hidden="true" ma:indexed="true" ma:internalName="MediaServiceObjectDetectorVersions" ma:readOnly="true">
-      <xsd:simpleType>
-        <xsd:restriction base="dms:Text"/>
-      </xsd:simpleType>
-    </xsd:element>
-    <xsd:element name="MediaLengthInSeconds" ma:index="14" nillable="true" ma:displayName="MediaLengthInSeconds" ma:hidden="true" ma:internalName="MediaLengthInSeconds" ma:readOnly="true">
-      <xsd:simpleType>
-        <xsd:restriction base="dms:Unknown"/>
-      </xsd:simpleType>
-    </xsd:element>
-    <xsd:element name="MediaServiceLocation" ma:index="15" nillable="true" ma:displayName="Location" ma:indexed="true" ma:internalName="MediaServiceLocation" ma:readOnly="true">
-      <xsd:simpleType>
-        <xsd:restriction base="dms:Text"/>
-      </xsd:simpleType>
-    </xsd:element>
-    <xsd:element name="MediaServiceGenerationTime" ma:index="16" nillable="true" ma:displayName="MediaServiceGenerationTime" ma:hidden="true" ma:internalName="MediaServiceGenerationTime" ma:readOnly="true">
-      <xsd:simpleType>
-        <xsd:restriction base="dms:Text"/>
-      </xsd:simpleType>
-    </xsd:element>
-    <xsd:element name="MediaServiceEventHashCode" ma:index="17" nillable="true" ma:displayName="MediaServiceEventHashCode" ma:hidden="true" ma:internalName="MediaServiceEventHashCode" ma:readOnly="true">
-      <xsd:simpleType>
-        <xsd:restriction base="dms:Text"/>
-      </xsd:simpleType>
-    </xsd:element>
-    <xsd:element name="lcf76f155ced4ddcb4097134ff3c332f" ma:index="19" nillable="true" ma:taxonomy="true" ma:internalName="lcf76f155ced4ddcb4097134ff3c332f" ma:taxonomyFieldName="MediaServiceImageTags" ma:displayName="Etiquetas de imagen" ma:readOnly="false" ma:fieldId="{5cf76f15-5ced-4ddc-b409-7134ff3c332f}" ma:taxonomyMulti="true" ma:sspId="d33c8c81-5745-4931-bcc4-c2aeafe86780" ma:termSetId="09814cd3-568e-fe90-9814-8d621ff8fb84" ma:anchorId="fba54fb3-c3e1-fe81-a776-ca4b69148c4d" ma:open="true" ma:isKeyword="false">
-      <xsd:complexType>
-        <xsd:sequence>
-          <xsd:element ref="pc:Terms" minOccurs="0" maxOccurs="1"/>
-        </xsd:sequence>
-      </xsd:complexType>
-    </xsd:element>
-    <xsd:element name="MediaServiceOCR" ma:index="21" nillable="true" ma:displayName="Extracted Text" ma:internalName="MediaServiceOCR" ma:readOnly="true">
-      <xsd:simpleType>
-        <xsd:restriction base="dms:Note">
-          <xsd:maxLength value="255"/>
-        </xsd:restriction>
-      </xsd:simpleType>
-    </xsd:element>
-    <xsd:element name="MediaServiceSearchProperties" ma:index="22" nillable="true" ma:displayName="MediaServiceSearchProperties" ma:hidden="true" ma:internalName="MediaServiceSearchProperties" ma:readOnly="true">
-      <xsd:simpleType>
-        <xsd:restriction base="dms:Note"/>
-      </xsd:simpleType>
     </xsd:element>
   </xsd:schema>
   <xsd:schema xmlns="http://schemas.openxmlformats.org/package/2006/metadata/core-properties" xmlns:xsd="http://www.w3.org/2001/XMLSchema" xmlns:xsi="http://www.w3.org/2001/XMLSchema-instance" xmlns:dc="http://purl.org/dc/elements/1.1/" xmlns:dcterms="http://purl.org/dc/terms/" xmlns:odoc="http://schemas.microsoft.com/internal/obd" targetNamespace="http://schemas.openxmlformats.org/package/2006/metadata/core-properties" elementFormDefault="qualified" attributeFormDefault="unqualified" blockDefault="#all">
@@ -18912,7 +18457,35 @@
 </ct:contentTypeSchema>
 </file>
 
+<file path=customXml/item2.xml><?xml version="1.0" encoding="utf-8"?>
+<b:Sources xmlns:b="http://schemas.openxmlformats.org/officeDocument/2006/bibliography" xmlns="http://schemas.openxmlformats.org/officeDocument/2006/bibliography" SelectedStyle="\APASixthEditionOfficeOnline.xsl" StyleName="APA" Version="6"/>
+</file>
+
+<file path=customXml/item3.xml><?xml version="1.0" encoding="utf-8"?>
+<p:properties xmlns:p="http://schemas.microsoft.com/office/2006/metadata/properties" xmlns:xsi="http://www.w3.org/2001/XMLSchema-instance" xmlns:pc="http://schemas.microsoft.com/office/infopath/2007/PartnerControls">
+  <documentManagement>
+    <TaxCatchAll xmlns="adccf511-daff-4bcb-9072-914cedbf4c7e" xsi:nil="true"/>
+    <lcf76f155ced4ddcb4097134ff3c332f xmlns="a70d3c18-0869-45a1-9f75-4b4b8f0f32be">
+      <Terms xmlns="http://schemas.microsoft.com/office/infopath/2007/PartnerControls"/>
+    </lcf76f155ced4ddcb4097134ff3c332f>
+  </documentManagement>
+</p:properties>
+</file>
+
+<file path=customXml/item4.xml><?xml version="1.0" encoding="utf-8"?>
+<?mso-contentType ?>
+<FormTemplates xmlns="http://schemas.microsoft.com/sharepoint/v3/contenttype/forms">
+  <Display>DocumentLibraryForm</Display>
+  <Edit>DocumentLibraryForm</Edit>
+  <New>DocumentLibraryForm</New>
+</FormTemplates>
+</file>
+
 <file path=customXml/itemProps1.xml><?xml version="1.0" encoding="utf-8"?>
+<ds:datastoreItem xmlns:ds="http://schemas.openxmlformats.org/officeDocument/2006/customXml" ds:itemID="{A88F351B-50B6-4167-9A74-F45DEC0E9850}"/>
+</file>
+
+<file path=customXml/itemProps2.xml><?xml version="1.0" encoding="utf-8"?>
 <ds:datastoreItem xmlns:ds="http://schemas.openxmlformats.org/officeDocument/2006/customXml" ds:itemID="{E8AB44A3-7C62-4BD2-82ED-8ABC209970FA}">
   <ds:schemaRefs>
     <ds:schemaRef ds:uri="http://schemas.openxmlformats.org/officeDocument/2006/bibliography"/>
@@ -18920,40 +18493,21 @@
 </ds:datastoreItem>
 </file>
 
-<file path=customXml/itemProps2.xml><?xml version="1.0" encoding="utf-8"?>
+<file path=customXml/itemProps3.xml><?xml version="1.0" encoding="utf-8"?>
 <ds:datastoreItem xmlns:ds="http://schemas.openxmlformats.org/officeDocument/2006/customXml" ds:itemID="{1145D752-ACC1-45E1-AB53-0C756F67FC7F}">
   <ds:schemaRefs>
     <ds:schemaRef ds:uri="http://schemas.microsoft.com/office/2006/metadata/properties"/>
     <ds:schemaRef ds:uri="http://schemas.microsoft.com/office/infopath/2007/PartnerControls"/>
-    <ds:schemaRef ds:uri="cb45339b-ced9-4d0d-8f64-77573914d53b"/>
-    <ds:schemaRef ds:uri="43a3ca16-9c26-4813-b83f-4aec9927b43f"/>
+    <ds:schemaRef ds:uri="adccf511-daff-4bcb-9072-914cedbf4c7e"/>
+    <ds:schemaRef ds:uri="a70d3c18-0869-45a1-9f75-4b4b8f0f32be"/>
   </ds:schemaRefs>
 </ds:datastoreItem>
 </file>
 
-<file path=customXml/itemProps3.xml><?xml version="1.0" encoding="utf-8"?>
+<file path=customXml/itemProps4.xml><?xml version="1.0" encoding="utf-8"?>
 <ds:datastoreItem xmlns:ds="http://schemas.openxmlformats.org/officeDocument/2006/customXml" ds:itemID="{81CBDEC1-3B00-44ED-AD36-0268077980BA}">
   <ds:schemaRefs>
     <ds:schemaRef ds:uri="http://schemas.microsoft.com/sharepoint/v3/contenttype/forms"/>
   </ds:schemaRefs>
 </ds:datastoreItem>
-</file>
-
-<file path=customXml/itemProps4.xml><?xml version="1.0" encoding="utf-8"?>
-<ds:datastoreItem xmlns:ds="http://schemas.openxmlformats.org/officeDocument/2006/customXml" ds:itemID="{DF43E046-DB0C-42D1-8C73-AE38B52F1ED7}">
-  <ds:schemaRefs>
-    <ds:schemaRef ds:uri="http://schemas.microsoft.com/office/2006/metadata/contentType"/>
-    <ds:schemaRef ds:uri="http://schemas.microsoft.com/office/2006/metadata/properties/metaAttributes"/>
-    <ds:schemaRef ds:uri="http://www.w3.org/2001/XMLSchema"/>
-    <ds:schemaRef ds:uri="http://schemas.microsoft.com/office/2006/metadata/properties"/>
-    <ds:schemaRef ds:uri="cb45339b-ced9-4d0d-8f64-77573914d53b"/>
-    <ds:schemaRef ds:uri="43a3ca16-9c26-4813-b83f-4aec9927b43f"/>
-    <ds:schemaRef ds:uri="http://schemas.microsoft.com/office/2006/documentManagement/types"/>
-    <ds:schemaRef ds:uri="http://schemas.microsoft.com/office/infopath/2007/PartnerControls"/>
-    <ds:schemaRef ds:uri="http://schemas.openxmlformats.org/package/2006/metadata/core-properties"/>
-    <ds:schemaRef ds:uri="http://purl.org/dc/elements/1.1/"/>
-    <ds:schemaRef ds:uri="http://purl.org/dc/terms/"/>
-    <ds:schemaRef ds:uri="http://schemas.microsoft.com/internal/obd"/>
-  </ds:schemaRefs>
-</ds:datastoreItem>
 </file>